--- a/project fil red.docx
+++ b/project fil red.docx
@@ -8,362 +8,449 @@
       </w:r>
     </w:p>
     <w:p>
-      <w:r>
-        <w:t xml:space="preserve">. </w:t>
-      </w:r>
-      <w:proofErr w:type="spellStart"/>
-      <w:proofErr w:type="gramStart"/>
-      <w:r>
-        <w:t>découver</w:t>
-      </w:r>
-      <w:proofErr w:type="spellEnd"/>
-      <w:proofErr w:type="gramEnd"/>
+      <w:pPr>
+        <w:pStyle w:val="Paragraphedeliste"/>
+        <w:numPr>
+          <w:ilvl w:val="0"/>
+          <w:numId w:val="4"/>
+        </w:numPr>
+      </w:pPr>
+      <w:r>
+        <w:t>Découvert</w:t>
+      </w:r>
       <w:r>
         <w:t xml:space="preserve"> du </w:t>
       </w:r>
-      <w:proofErr w:type="spellStart"/>
-      <w:r>
-        <w:t>cafe</w:t>
-      </w:r>
-      <w:proofErr w:type="spellEnd"/>
-    </w:p>
-    <w:p>
-      <w:r>
-        <w:t xml:space="preserve">Mes </w:t>
-      </w:r>
-      <w:proofErr w:type="spellStart"/>
-      <w:r>
-        <w:t>cafe</w:t>
-      </w:r>
-      <w:proofErr w:type="spellEnd"/>
+      <w:r>
+        <w:t>café</w:t>
+      </w:r>
+    </w:p>
+    <w:p>
+      <w:pPr>
+        <w:pStyle w:val="Paragraphedeliste"/>
+        <w:numPr>
+          <w:ilvl w:val="0"/>
+          <w:numId w:val="4"/>
+        </w:numPr>
+      </w:pPr>
+      <w:r>
+        <w:t>Mes cafés</w:t>
+      </w:r>
       <w:r>
         <w:t xml:space="preserve"> les plus populaire</w:t>
       </w:r>
     </w:p>
     <w:p>
-      <w:r>
-        <w:t xml:space="preserve">. </w:t>
-      </w:r>
-      <w:proofErr w:type="gramStart"/>
-      <w:r>
-        <w:t>les</w:t>
-      </w:r>
-      <w:proofErr w:type="gramEnd"/>
+      <w:pPr>
+        <w:pStyle w:val="Paragraphedeliste"/>
+        <w:numPr>
+          <w:ilvl w:val="0"/>
+          <w:numId w:val="4"/>
+        </w:numPr>
+      </w:pPr>
+      <w:r>
+        <w:t>Les</w:t>
+      </w:r>
       <w:r>
         <w:t xml:space="preserve"> avis les mieux noté</w:t>
       </w:r>
     </w:p>
     <w:p>
-      <w:r>
-        <w:t xml:space="preserve">. </w:t>
-      </w:r>
-      <w:proofErr w:type="gramStart"/>
-      <w:r>
-        <w:t>pour</w:t>
-      </w:r>
-      <w:proofErr w:type="gramEnd"/>
+      <w:pPr>
+        <w:pStyle w:val="Paragraphedeliste"/>
+        <w:numPr>
+          <w:ilvl w:val="0"/>
+          <w:numId w:val="4"/>
+        </w:numPr>
+      </w:pPr>
+      <w:r>
+        <w:t>Pour</w:t>
+      </w:r>
       <w:r>
         <w:t xml:space="preserve"> s’inscrire</w:t>
       </w:r>
     </w:p>
     <w:p>
-      <w:r>
-        <w:t xml:space="preserve">. </w:t>
-      </w:r>
-      <w:proofErr w:type="gramStart"/>
-      <w:r>
-        <w:t>pour</w:t>
-      </w:r>
-      <w:proofErr w:type="gramEnd"/>
+      <w:pPr>
+        <w:pStyle w:val="Paragraphedeliste"/>
+        <w:numPr>
+          <w:ilvl w:val="0"/>
+          <w:numId w:val="4"/>
+        </w:numPr>
+      </w:pPr>
+      <w:r>
+        <w:t>Pour</w:t>
+      </w:r>
       <w:r>
         <w:t xml:space="preserve"> s’abonne</w:t>
       </w:r>
     </w:p>
     <w:p>
-      <w:r>
-        <w:t xml:space="preserve">. </w:t>
-      </w:r>
-      <w:proofErr w:type="gramStart"/>
-      <w:r>
-        <w:t>les</w:t>
-      </w:r>
-      <w:proofErr w:type="gramEnd"/>
+      <w:pPr>
+        <w:pStyle w:val="Paragraphedeliste"/>
+        <w:numPr>
+          <w:ilvl w:val="0"/>
+          <w:numId w:val="4"/>
+        </w:numPr>
+      </w:pPr>
+      <w:r>
+        <w:t>Les</w:t>
+      </w:r>
       <w:r>
         <w:t xml:space="preserve"> dernières actus</w:t>
       </w:r>
     </w:p>
     <w:p>
-      <w:r>
-        <w:t xml:space="preserve">. </w:t>
-      </w:r>
-      <w:proofErr w:type="spellStart"/>
-      <w:proofErr w:type="gramStart"/>
-      <w:r>
-        <w:t>footer</w:t>
-      </w:r>
-      <w:proofErr w:type="spellEnd"/>
-      <w:proofErr w:type="gramEnd"/>
+      <w:pPr>
+        <w:pStyle w:val="Paragraphedeliste"/>
+        <w:numPr>
+          <w:ilvl w:val="0"/>
+          <w:numId w:val="4"/>
+        </w:numPr>
+      </w:pPr>
+      <w:r>
+        <w:t>Footer</w:t>
+      </w:r>
       <w:r>
         <w:t> :</w:t>
       </w:r>
     </w:p>
     <w:p>
-      <w:r>
-        <w:tab/>
-        <w:t xml:space="preserve">. </w:t>
-      </w:r>
-      <w:proofErr w:type="spellStart"/>
-      <w:proofErr w:type="gramStart"/>
-      <w:r>
-        <w:t>resume</w:t>
-      </w:r>
-      <w:proofErr w:type="spellEnd"/>
-      <w:proofErr w:type="gramEnd"/>
-    </w:p>
-    <w:p>
-      <w:r>
-        <w:tab/>
-        <w:t xml:space="preserve">. </w:t>
-      </w:r>
-      <w:proofErr w:type="gramStart"/>
-      <w:r>
-        <w:t>mention</w:t>
-      </w:r>
-      <w:proofErr w:type="gramEnd"/>
+      <w:pPr>
+        <w:pStyle w:val="Paragraphedeliste"/>
+        <w:numPr>
+          <w:ilvl w:val="1"/>
+          <w:numId w:val="4"/>
+        </w:numPr>
+      </w:pPr>
+      <w:r>
+        <w:t>Résume</w:t>
+      </w:r>
+    </w:p>
+    <w:p>
+      <w:pPr>
+        <w:pStyle w:val="Paragraphedeliste"/>
+        <w:numPr>
+          <w:ilvl w:val="1"/>
+          <w:numId w:val="4"/>
+        </w:numPr>
+      </w:pPr>
+      <w:r>
+        <w:t>Mentions légales</w:t>
+      </w:r>
+    </w:p>
+    <w:p/>
+    <w:p>
+      <w:r>
+        <w:t xml:space="preserve">Pages </w:t>
+      </w:r>
+      <w:r>
+        <w:t>café</w:t>
+      </w:r>
+      <w:r>
+        <w:t xml:space="preserve"> : </w:t>
+      </w:r>
+    </w:p>
+    <w:p>
+      <w:pPr>
+        <w:pStyle w:val="Paragraphedeliste"/>
+        <w:numPr>
+          <w:ilvl w:val="0"/>
+          <w:numId w:val="3"/>
+        </w:numPr>
+      </w:pPr>
+      <w:r>
+        <w:t>Filtre</w:t>
+      </w:r>
+      <w:r>
+        <w:t xml:space="preserve"> les produits</w:t>
+      </w:r>
+    </w:p>
+    <w:p>
+      <w:pPr>
+        <w:pStyle w:val="Paragraphedeliste"/>
+        <w:numPr>
+          <w:ilvl w:val="0"/>
+          <w:numId w:val="3"/>
+        </w:numPr>
+      </w:pPr>
+      <w:r>
+        <w:t>Assemblages</w:t>
+      </w:r>
+    </w:p>
+    <w:p>
+      <w:pPr>
+        <w:pStyle w:val="Paragraphedeliste"/>
+        <w:numPr>
+          <w:ilvl w:val="0"/>
+          <w:numId w:val="3"/>
+        </w:numPr>
+      </w:pPr>
+      <w:r>
+        <w:t>Choix</w:t>
+      </w:r>
+      <w:r>
+        <w:t xml:space="preserve"> de l’</w:t>
+      </w:r>
+      <w:r>
+        <w:t>équipe</w:t>
+      </w:r>
+    </w:p>
+    <w:p>
+      <w:pPr>
+        <w:pStyle w:val="Paragraphedeliste"/>
+        <w:numPr>
+          <w:ilvl w:val="0"/>
+          <w:numId w:val="3"/>
+        </w:numPr>
+      </w:pPr>
+      <w:r>
+        <w:t>Pure</w:t>
+      </w:r>
+      <w:r>
+        <w:t xml:space="preserve"> origine</w:t>
+      </w:r>
+    </w:p>
+    <w:p>
+      <w:pPr>
+        <w:pStyle w:val="Paragraphedeliste"/>
+        <w:numPr>
+          <w:ilvl w:val="0"/>
+          <w:numId w:val="3"/>
+        </w:numPr>
+      </w:pPr>
+      <w:r>
+        <w:t>Matériel</w:t>
+      </w:r>
+    </w:p>
+    <w:p/>
+    <w:p>
+      <w:r>
+        <w:t>Page produit</w:t>
+      </w:r>
+      <w:r>
+        <w:t> :</w:t>
+      </w:r>
       <w:r>
         <w:t xml:space="preserve"> </w:t>
       </w:r>
-      <w:proofErr w:type="spellStart"/>
-      <w:r>
-        <w:t>legales</w:t>
-      </w:r>
-      <w:proofErr w:type="spellEnd"/>
+    </w:p>
+    <w:p>
+      <w:pPr>
+        <w:pStyle w:val="Paragraphedeliste"/>
+        <w:numPr>
+          <w:ilvl w:val="0"/>
+          <w:numId w:val="5"/>
+        </w:numPr>
+      </w:pPr>
+      <w:r>
+        <w:t>Select</w:t>
+      </w:r>
+      <w:r>
+        <w:t xml:space="preserve"> de poids : 250g ou 1kg</w:t>
+      </w:r>
+      <w:r>
+        <w:t xml:space="preserve"> </w:t>
+      </w:r>
+    </w:p>
+    <w:p>
+      <w:pPr>
+        <w:pStyle w:val="Paragraphedeliste"/>
+        <w:numPr>
+          <w:ilvl w:val="0"/>
+          <w:numId w:val="5"/>
+        </w:numPr>
+      </w:pPr>
+      <w:r>
+        <w:t>Les photos</w:t>
+      </w:r>
+      <w:r>
+        <w:t xml:space="preserve"> </w:t>
+      </w:r>
+    </w:p>
+    <w:p>
+      <w:pPr>
+        <w:pStyle w:val="Paragraphedeliste"/>
+        <w:numPr>
+          <w:ilvl w:val="0"/>
+          <w:numId w:val="5"/>
+        </w:numPr>
+      </w:pPr>
+      <w:r>
+        <w:t>La</w:t>
+      </w:r>
+      <w:r>
+        <w:t xml:space="preserve"> description</w:t>
+      </w:r>
+      <w:r>
+        <w:t xml:space="preserve"> </w:t>
+      </w:r>
+    </w:p>
+    <w:p>
+      <w:pPr>
+        <w:pStyle w:val="Paragraphedeliste"/>
+        <w:numPr>
+          <w:ilvl w:val="0"/>
+          <w:numId w:val="5"/>
+        </w:numPr>
+      </w:pPr>
+      <w:r>
+        <w:t>Select</w:t>
+      </w:r>
+      <w:r>
+        <w:t xml:space="preserve"> la mouture : </w:t>
+      </w:r>
+    </w:p>
+    <w:p>
+      <w:pPr>
+        <w:pStyle w:val="Paragraphedeliste"/>
+        <w:numPr>
+          <w:ilvl w:val="1"/>
+          <w:numId w:val="5"/>
+        </w:numPr>
+      </w:pPr>
+      <w:r>
+        <w:t>Gain</w:t>
+      </w:r>
+    </w:p>
+    <w:p>
+      <w:pPr>
+        <w:pStyle w:val="Paragraphedeliste"/>
+        <w:numPr>
+          <w:ilvl w:val="1"/>
+          <w:numId w:val="5"/>
+        </w:numPr>
+      </w:pPr>
+      <w:r>
+        <w:t>Piston</w:t>
+      </w:r>
+    </w:p>
+    <w:p>
+      <w:pPr>
+        <w:pStyle w:val="Paragraphedeliste"/>
+        <w:numPr>
+          <w:ilvl w:val="1"/>
+          <w:numId w:val="5"/>
+        </w:numPr>
+      </w:pPr>
+      <w:r>
+        <w:t xml:space="preserve">Filtre </w:t>
+      </w:r>
+    </w:p>
+    <w:p>
+      <w:pPr>
+        <w:pStyle w:val="Paragraphedeliste"/>
+        <w:numPr>
+          <w:ilvl w:val="1"/>
+          <w:numId w:val="5"/>
+        </w:numPr>
+      </w:pPr>
+      <w:r>
+        <w:t>Italique</w:t>
+      </w:r>
+      <w:r>
+        <w:t xml:space="preserve"> </w:t>
+      </w:r>
+    </w:p>
+    <w:p>
+      <w:pPr>
+        <w:pStyle w:val="Paragraphedeliste"/>
+        <w:numPr>
+          <w:ilvl w:val="1"/>
+          <w:numId w:val="5"/>
+        </w:numPr>
+      </w:pPr>
+      <w:r>
+        <w:t>Espresso</w:t>
+      </w:r>
+    </w:p>
+    <w:p>
+      <w:r>
+        <w:t>Qte –</w:t>
+      </w:r>
+      <w:r>
+        <w:t xml:space="preserve"> 1 +</w:t>
+      </w:r>
+    </w:p>
+    <w:p>
+      <w:r>
+        <w:t>Bouton</w:t>
+      </w:r>
     </w:p>
     <w:p/>
-    <w:p>
-      <w:r>
-        <w:t xml:space="preserve">Pages </w:t>
-      </w:r>
-      <w:proofErr w:type="spellStart"/>
-      <w:r>
-        <w:t>cafe</w:t>
-      </w:r>
-      <w:proofErr w:type="spellEnd"/>
-    </w:p>
-    <w:p>
-      <w:r>
-        <w:t xml:space="preserve">. </w:t>
-      </w:r>
-      <w:proofErr w:type="gramStart"/>
-      <w:r>
-        <w:t>filtres</w:t>
-      </w:r>
-      <w:proofErr w:type="gramEnd"/>
-      <w:r>
-        <w:t xml:space="preserve"> les produits</w:t>
-      </w:r>
-    </w:p>
-    <w:p>
-      <w:r>
-        <w:tab/>
-        <w:t xml:space="preserve">. </w:t>
-      </w:r>
-      <w:proofErr w:type="spellStart"/>
-      <w:proofErr w:type="gramStart"/>
-      <w:r>
-        <w:t>assenblage</w:t>
-      </w:r>
-      <w:proofErr w:type="spellEnd"/>
-      <w:proofErr w:type="gramEnd"/>
-    </w:p>
-    <w:p>
-      <w:r>
-        <w:tab/>
-        <w:t xml:space="preserve">. </w:t>
-      </w:r>
-      <w:proofErr w:type="gramStart"/>
-      <w:r>
-        <w:t>choix</w:t>
-      </w:r>
-      <w:proofErr w:type="gramEnd"/>
-      <w:r>
-        <w:t xml:space="preserve"> de l’</w:t>
-      </w:r>
-      <w:proofErr w:type="spellStart"/>
-      <w:r>
-        <w:t>equipe</w:t>
-      </w:r>
-      <w:proofErr w:type="spellEnd"/>
-    </w:p>
-    <w:p>
-      <w:r>
-        <w:tab/>
-        <w:t xml:space="preserve">. </w:t>
-      </w:r>
-      <w:proofErr w:type="gramStart"/>
-      <w:r>
-        <w:t>pure</w:t>
-      </w:r>
-      <w:proofErr w:type="gramEnd"/>
-      <w:r>
-        <w:t xml:space="preserve"> origine</w:t>
-      </w:r>
-    </w:p>
-    <w:p>
-      <w:r>
-        <w:t xml:space="preserve">. </w:t>
-      </w:r>
-      <w:proofErr w:type="spellStart"/>
-      <w:proofErr w:type="gramStart"/>
-      <w:r>
-        <w:t>metériel</w:t>
-      </w:r>
-      <w:proofErr w:type="spellEnd"/>
-      <w:proofErr w:type="gramEnd"/>
-    </w:p>
     <w:p/>
-    <w:p>
-      <w:r>
-        <w:t>Page produit</w:t>
-      </w:r>
-    </w:p>
-    <w:p>
-      <w:r>
-        <w:t xml:space="preserve">. </w:t>
-      </w:r>
-      <w:proofErr w:type="gramStart"/>
-      <w:r>
-        <w:t>select</w:t>
-      </w:r>
-      <w:proofErr w:type="gramEnd"/>
-      <w:r>
-        <w:t xml:space="preserve"> de poids : 250g ou 1kg</w:t>
-      </w:r>
-    </w:p>
-    <w:p>
-      <w:r>
-        <w:t xml:space="preserve">. </w:t>
-      </w:r>
-      <w:proofErr w:type="gramStart"/>
-      <w:r>
-        <w:t>les</w:t>
-      </w:r>
-      <w:proofErr w:type="gramEnd"/>
-      <w:r>
-        <w:t xml:space="preserve"> photo</w:t>
-      </w:r>
-    </w:p>
-    <w:p>
-      <w:r>
-        <w:t xml:space="preserve">. </w:t>
-      </w:r>
-      <w:proofErr w:type="gramStart"/>
-      <w:r>
-        <w:t>la</w:t>
-      </w:r>
-      <w:proofErr w:type="gramEnd"/>
-      <w:r>
-        <w:t xml:space="preserve"> description</w:t>
-      </w:r>
-    </w:p>
-    <w:p>
-      <w:r>
-        <w:t xml:space="preserve">. </w:t>
-      </w:r>
-      <w:proofErr w:type="gramStart"/>
-      <w:r>
-        <w:t>select</w:t>
-      </w:r>
-      <w:proofErr w:type="gramEnd"/>
-      <w:r>
-        <w:t xml:space="preserve"> la mouture : </w:t>
-      </w:r>
-    </w:p>
-    <w:p>
-      <w:r>
-        <w:tab/>
-        <w:t xml:space="preserve">. </w:t>
-      </w:r>
-      <w:proofErr w:type="gramStart"/>
-      <w:r>
-        <w:t>gain</w:t>
-      </w:r>
-      <w:proofErr w:type="gramEnd"/>
-    </w:p>
-    <w:p>
-      <w:r>
-        <w:tab/>
-        <w:t xml:space="preserve">. </w:t>
-      </w:r>
-      <w:proofErr w:type="gramStart"/>
-      <w:r>
-        <w:t>piston</w:t>
-      </w:r>
-      <w:proofErr w:type="gramEnd"/>
-    </w:p>
-    <w:p>
-      <w:r>
-        <w:tab/>
-        <w:t xml:space="preserve">. </w:t>
-      </w:r>
-      <w:proofErr w:type="spellStart"/>
-      <w:proofErr w:type="gramStart"/>
-      <w:r>
-        <w:t>fltue</w:t>
-      </w:r>
-      <w:proofErr w:type="spellEnd"/>
-      <w:proofErr w:type="gramEnd"/>
-    </w:p>
-    <w:p>
-      <w:r>
-        <w:tab/>
-        <w:t xml:space="preserve">. </w:t>
-      </w:r>
-      <w:proofErr w:type="spellStart"/>
-      <w:proofErr w:type="gramStart"/>
-      <w:r>
-        <w:t>italime</w:t>
-      </w:r>
-      <w:proofErr w:type="spellEnd"/>
-      <w:proofErr w:type="gramEnd"/>
-      <w:r>
-        <w:t xml:space="preserve"> </w:t>
-      </w:r>
-    </w:p>
-    <w:p>
-      <w:r>
-        <w:tab/>
-        <w:t xml:space="preserve">. </w:t>
-      </w:r>
-      <w:proofErr w:type="spellStart"/>
-      <w:proofErr w:type="gramStart"/>
-      <w:r>
-        <w:t>espesso</w:t>
-      </w:r>
-      <w:proofErr w:type="spellEnd"/>
-      <w:proofErr w:type="gramEnd"/>
-    </w:p>
-    <w:p>
-      <w:proofErr w:type="spellStart"/>
-      <w:proofErr w:type="gramStart"/>
-      <w:r>
-        <w:t>Qte</w:t>
-      </w:r>
-      <w:proofErr w:type="spellEnd"/>
-      <w:r>
-        <w:t xml:space="preserve">  –</w:t>
-      </w:r>
-      <w:proofErr w:type="gramEnd"/>
-      <w:r>
-        <w:t xml:space="preserve"> 1 +</w:t>
-      </w:r>
-    </w:p>
-    <w:p>
-      <w:r>
-        <w:t>Bouton</w:t>
-      </w:r>
-    </w:p>
     <w:p/>
+    <w:p/>
+    <w:p/>
+    <w:p/>
+    <w:p/>
+    <w:p/>
+    <w:p>
+      <w:r>
+        <w:lastRenderedPageBreak/>
+        <w:t>Base de données :</w:t>
+      </w:r>
+    </w:p>
+    <w:p>
+      <w:pPr>
+        <w:pStyle w:val="Paragraphedeliste"/>
+        <w:numPr>
+          <w:ilvl w:val="0"/>
+          <w:numId w:val="1"/>
+        </w:numPr>
+      </w:pPr>
+      <w:r>
+        <w:t>Admin</w:t>
+      </w:r>
+    </w:p>
+    <w:p>
+      <w:pPr>
+        <w:pStyle w:val="Paragraphedeliste"/>
+        <w:numPr>
+          <w:ilvl w:val="0"/>
+          <w:numId w:val="1"/>
+        </w:numPr>
+      </w:pPr>
+      <w:r>
+        <w:t>Produit</w:t>
+      </w:r>
+    </w:p>
+    <w:p>
+      <w:pPr>
+        <w:pStyle w:val="Paragraphedeliste"/>
+        <w:numPr>
+          <w:ilvl w:val="0"/>
+          <w:numId w:val="1"/>
+        </w:numPr>
+      </w:pPr>
+      <w:r>
+        <w:t>Photo</w:t>
+      </w:r>
+    </w:p>
+    <w:p>
+      <w:pPr>
+        <w:pStyle w:val="Paragraphedeliste"/>
+        <w:numPr>
+          <w:ilvl w:val="0"/>
+          <w:numId w:val="1"/>
+        </w:numPr>
+      </w:pPr>
+      <w:r>
+        <w:t>Catégorie</w:t>
+      </w:r>
+    </w:p>
+    <w:p>
+      <w:pPr>
+        <w:pStyle w:val="Paragraphedeliste"/>
+        <w:numPr>
+          <w:ilvl w:val="0"/>
+          <w:numId w:val="1"/>
+        </w:numPr>
+      </w:pPr>
+      <w:r>
+        <w:t>Sous-catégorie</w:t>
+      </w:r>
+    </w:p>
     <w:sectPr>
       <w:pgSz w:w="11906" w:h="16838"/>
       <w:pgMar w:top="1417" w:right="1417" w:bottom="1417" w:left="1417" w:header="708" w:footer="708" w:gutter="0"/>
@@ -372,6 +459,586 @@
     </w:sectPr>
   </w:body>
 </w:document>
+</file>
+
+<file path=word/numbering.xml><?xml version="1.0" encoding="utf-8"?>
+<w:numbering xmlns:wpc="http://schemas.microsoft.com/office/word/2010/wordprocessingCanvas" xmlns:cx="http://schemas.microsoft.com/office/drawing/2014/chartex" xmlns:cx1="http://schemas.microsoft.com/office/drawing/2015/9/8/chartex" xmlns:cx2="http://schemas.microsoft.com/office/drawing/2015/10/21/chartex" xmlns:cx3="http://schemas.microsoft.com/office/drawing/2016/5/9/chartex" xmlns:cx4="http://schemas.microsoft.com/office/drawing/2016/5/10/chartex" xmlns:cx5="http://schemas.microsoft.com/office/drawing/2016/5/11/chartex" xmlns:cx6="http://schemas.microsoft.com/office/drawing/2016/5/12/chartex" xmlns:cx7="http://schemas.microsoft.com/office/drawing/2016/5/13/chartex" xmlns:cx8="http://schemas.microsoft.com/office/drawing/2016/5/14/chartex" xmlns:mc="http://schemas.openxmlformats.org/markup-compatibility/2006" xmlns:aink="http://schemas.microsoft.com/office/drawing/2016/ink" xmlns:am3d="http://schemas.microsoft.com/office/drawing/2017/model3d" xmlns:o="urn:schemas-microsoft-com:office:office" xmlns:oel="http://schemas.microsoft.com/office/2019/extlst" xmlns:r="http://schemas.openxmlformats.org/officeDocument/2006/relationships" xmlns:m="http://schemas.openxmlformats.org/officeDocument/2006/math" xmlns:v="urn:schemas-microsoft-com:vml" xmlns:wp14="http://schemas.microsoft.com/office/word/2010/wordprocessingDrawing" xmlns:wp="http://schemas.openxmlformats.org/drawingml/2006/wordprocessingDrawing" xmlns:w10="urn:schemas-microsoft-com:office:word" xmlns:w="http://schemas.openxmlformats.org/wordprocessingml/2006/main" xmlns:w14="http://schemas.microsoft.com/office/word/2010/wordml" xmlns:w15="http://schemas.microsoft.com/office/word/2012/wordml" xmlns:w16cex="http://schemas.microsoft.com/office/word/2018/wordml/cex" xmlns:w16cid="http://schemas.microsoft.com/office/word/2016/wordml/cid" xmlns:w16="http://schemas.microsoft.com/office/word/2018/wordml" xmlns:w16sdtdh="http://schemas.microsoft.com/office/word/2020/wordml/sdtdatahash" xmlns:w16se="http://schemas.microsoft.com/office/word/2015/wordml/symex" xmlns:wpg="http://schemas.microsoft.com/office/word/2010/wordprocessingGroup" xmlns:wpi="http://schemas.microsoft.com/office/word/2010/wordprocessingInk" xmlns:wne="http://schemas.microsoft.com/office/word/2006/wordml" xmlns:wps="http://schemas.microsoft.com/office/word/2010/wordprocessingShape" mc:Ignorable="w14 w15 w16se w16cid w16 w16cex w16sdtdh wp14">
+  <w:abstractNum w:abstractNumId="0" w15:restartNumberingAfterBreak="0">
+    <w:nsid w:val="0DE4180D"/>
+    <w:multiLevelType w:val="hybridMultilevel"/>
+    <w:tmpl w:val="D8EC8A62"/>
+    <w:lvl w:ilvl="0" w:tplc="4992B56E">
+      <w:numFmt w:val="bullet"/>
+      <w:lvlText w:val="-"/>
+      <w:lvlJc w:val="left"/>
+      <w:pPr>
+        <w:ind w:left="720" w:hanging="360"/>
+      </w:pPr>
+      <w:rPr>
+        <w:rFonts w:ascii="Calibri" w:eastAsiaTheme="minorHAnsi" w:hAnsi="Calibri" w:cs="Calibri" w:hint="default"/>
+      </w:rPr>
+    </w:lvl>
+    <w:lvl w:ilvl="1" w:tplc="040C0003" w:tentative="1">
+      <w:start w:val="1"/>
+      <w:numFmt w:val="bullet"/>
+      <w:lvlText w:val="o"/>
+      <w:lvlJc w:val="left"/>
+      <w:pPr>
+        <w:ind w:left="1440" w:hanging="360"/>
+      </w:pPr>
+      <w:rPr>
+        <w:rFonts w:ascii="Courier New" w:hAnsi="Courier New" w:cs="Courier New" w:hint="default"/>
+      </w:rPr>
+    </w:lvl>
+    <w:lvl w:ilvl="2" w:tplc="040C0005" w:tentative="1">
+      <w:start w:val="1"/>
+      <w:numFmt w:val="bullet"/>
+      <w:lvlText w:val=""/>
+      <w:lvlJc w:val="left"/>
+      <w:pPr>
+        <w:ind w:left="2160" w:hanging="360"/>
+      </w:pPr>
+      <w:rPr>
+        <w:rFonts w:ascii="Wingdings" w:hAnsi="Wingdings" w:hint="default"/>
+      </w:rPr>
+    </w:lvl>
+    <w:lvl w:ilvl="3" w:tplc="040C0001" w:tentative="1">
+      <w:start w:val="1"/>
+      <w:numFmt w:val="bullet"/>
+      <w:lvlText w:val=""/>
+      <w:lvlJc w:val="left"/>
+      <w:pPr>
+        <w:ind w:left="2880" w:hanging="360"/>
+      </w:pPr>
+      <w:rPr>
+        <w:rFonts w:ascii="Symbol" w:hAnsi="Symbol" w:hint="default"/>
+      </w:rPr>
+    </w:lvl>
+    <w:lvl w:ilvl="4" w:tplc="040C0003" w:tentative="1">
+      <w:start w:val="1"/>
+      <w:numFmt w:val="bullet"/>
+      <w:lvlText w:val="o"/>
+      <w:lvlJc w:val="left"/>
+      <w:pPr>
+        <w:ind w:left="3600" w:hanging="360"/>
+      </w:pPr>
+      <w:rPr>
+        <w:rFonts w:ascii="Courier New" w:hAnsi="Courier New" w:cs="Courier New" w:hint="default"/>
+      </w:rPr>
+    </w:lvl>
+    <w:lvl w:ilvl="5" w:tplc="040C0005" w:tentative="1">
+      <w:start w:val="1"/>
+      <w:numFmt w:val="bullet"/>
+      <w:lvlText w:val=""/>
+      <w:lvlJc w:val="left"/>
+      <w:pPr>
+        <w:ind w:left="4320" w:hanging="360"/>
+      </w:pPr>
+      <w:rPr>
+        <w:rFonts w:ascii="Wingdings" w:hAnsi="Wingdings" w:hint="default"/>
+      </w:rPr>
+    </w:lvl>
+    <w:lvl w:ilvl="6" w:tplc="040C0001" w:tentative="1">
+      <w:start w:val="1"/>
+      <w:numFmt w:val="bullet"/>
+      <w:lvlText w:val=""/>
+      <w:lvlJc w:val="left"/>
+      <w:pPr>
+        <w:ind w:left="5040" w:hanging="360"/>
+      </w:pPr>
+      <w:rPr>
+        <w:rFonts w:ascii="Symbol" w:hAnsi="Symbol" w:hint="default"/>
+      </w:rPr>
+    </w:lvl>
+    <w:lvl w:ilvl="7" w:tplc="040C0003" w:tentative="1">
+      <w:start w:val="1"/>
+      <w:numFmt w:val="bullet"/>
+      <w:lvlText w:val="o"/>
+      <w:lvlJc w:val="left"/>
+      <w:pPr>
+        <w:ind w:left="5760" w:hanging="360"/>
+      </w:pPr>
+      <w:rPr>
+        <w:rFonts w:ascii="Courier New" w:hAnsi="Courier New" w:cs="Courier New" w:hint="default"/>
+      </w:rPr>
+    </w:lvl>
+    <w:lvl w:ilvl="8" w:tplc="040C0005" w:tentative="1">
+      <w:start w:val="1"/>
+      <w:numFmt w:val="bullet"/>
+      <w:lvlText w:val=""/>
+      <w:lvlJc w:val="left"/>
+      <w:pPr>
+        <w:ind w:left="6480" w:hanging="360"/>
+      </w:pPr>
+      <w:rPr>
+        <w:rFonts w:ascii="Wingdings" w:hAnsi="Wingdings" w:hint="default"/>
+      </w:rPr>
+    </w:lvl>
+  </w:abstractNum>
+  <w:abstractNum w:abstractNumId="1" w15:restartNumberingAfterBreak="0">
+    <w:nsid w:val="3541429F"/>
+    <w:multiLevelType w:val="hybridMultilevel"/>
+    <w:tmpl w:val="1AB29A9C"/>
+    <w:lvl w:ilvl="0" w:tplc="3B4AE768">
+      <w:numFmt w:val="bullet"/>
+      <w:lvlText w:val="-"/>
+      <w:lvlJc w:val="left"/>
+      <w:pPr>
+        <w:ind w:left="720" w:hanging="360"/>
+      </w:pPr>
+      <w:rPr>
+        <w:rFonts w:ascii="Calibri" w:eastAsiaTheme="minorHAnsi" w:hAnsi="Calibri" w:cs="Calibri" w:hint="default"/>
+      </w:rPr>
+    </w:lvl>
+    <w:lvl w:ilvl="1" w:tplc="040C0003" w:tentative="1">
+      <w:start w:val="1"/>
+      <w:numFmt w:val="bullet"/>
+      <w:lvlText w:val="o"/>
+      <w:lvlJc w:val="left"/>
+      <w:pPr>
+        <w:ind w:left="1440" w:hanging="360"/>
+      </w:pPr>
+      <w:rPr>
+        <w:rFonts w:ascii="Courier New" w:hAnsi="Courier New" w:cs="Courier New" w:hint="default"/>
+      </w:rPr>
+    </w:lvl>
+    <w:lvl w:ilvl="2" w:tplc="040C0005" w:tentative="1">
+      <w:start w:val="1"/>
+      <w:numFmt w:val="bullet"/>
+      <w:lvlText w:val=""/>
+      <w:lvlJc w:val="left"/>
+      <w:pPr>
+        <w:ind w:left="2160" w:hanging="360"/>
+      </w:pPr>
+      <w:rPr>
+        <w:rFonts w:ascii="Wingdings" w:hAnsi="Wingdings" w:hint="default"/>
+      </w:rPr>
+    </w:lvl>
+    <w:lvl w:ilvl="3" w:tplc="040C0001" w:tentative="1">
+      <w:start w:val="1"/>
+      <w:numFmt w:val="bullet"/>
+      <w:lvlText w:val=""/>
+      <w:lvlJc w:val="left"/>
+      <w:pPr>
+        <w:ind w:left="2880" w:hanging="360"/>
+      </w:pPr>
+      <w:rPr>
+        <w:rFonts w:ascii="Symbol" w:hAnsi="Symbol" w:hint="default"/>
+      </w:rPr>
+    </w:lvl>
+    <w:lvl w:ilvl="4" w:tplc="040C0003" w:tentative="1">
+      <w:start w:val="1"/>
+      <w:numFmt w:val="bullet"/>
+      <w:lvlText w:val="o"/>
+      <w:lvlJc w:val="left"/>
+      <w:pPr>
+        <w:ind w:left="3600" w:hanging="360"/>
+      </w:pPr>
+      <w:rPr>
+        <w:rFonts w:ascii="Courier New" w:hAnsi="Courier New" w:cs="Courier New" w:hint="default"/>
+      </w:rPr>
+    </w:lvl>
+    <w:lvl w:ilvl="5" w:tplc="040C0005" w:tentative="1">
+      <w:start w:val="1"/>
+      <w:numFmt w:val="bullet"/>
+      <w:lvlText w:val=""/>
+      <w:lvlJc w:val="left"/>
+      <w:pPr>
+        <w:ind w:left="4320" w:hanging="360"/>
+      </w:pPr>
+      <w:rPr>
+        <w:rFonts w:ascii="Wingdings" w:hAnsi="Wingdings" w:hint="default"/>
+      </w:rPr>
+    </w:lvl>
+    <w:lvl w:ilvl="6" w:tplc="040C0001" w:tentative="1">
+      <w:start w:val="1"/>
+      <w:numFmt w:val="bullet"/>
+      <w:lvlText w:val=""/>
+      <w:lvlJc w:val="left"/>
+      <w:pPr>
+        <w:ind w:left="5040" w:hanging="360"/>
+      </w:pPr>
+      <w:rPr>
+        <w:rFonts w:ascii="Symbol" w:hAnsi="Symbol" w:hint="default"/>
+      </w:rPr>
+    </w:lvl>
+    <w:lvl w:ilvl="7" w:tplc="040C0003" w:tentative="1">
+      <w:start w:val="1"/>
+      <w:numFmt w:val="bullet"/>
+      <w:lvlText w:val="o"/>
+      <w:lvlJc w:val="left"/>
+      <w:pPr>
+        <w:ind w:left="5760" w:hanging="360"/>
+      </w:pPr>
+      <w:rPr>
+        <w:rFonts w:ascii="Courier New" w:hAnsi="Courier New" w:cs="Courier New" w:hint="default"/>
+      </w:rPr>
+    </w:lvl>
+    <w:lvl w:ilvl="8" w:tplc="040C0005" w:tentative="1">
+      <w:start w:val="1"/>
+      <w:numFmt w:val="bullet"/>
+      <w:lvlText w:val=""/>
+      <w:lvlJc w:val="left"/>
+      <w:pPr>
+        <w:ind w:left="6480" w:hanging="360"/>
+      </w:pPr>
+      <w:rPr>
+        <w:rFonts w:ascii="Wingdings" w:hAnsi="Wingdings" w:hint="default"/>
+      </w:rPr>
+    </w:lvl>
+  </w:abstractNum>
+  <w:abstractNum w:abstractNumId="2" w15:restartNumberingAfterBreak="0">
+    <w:nsid w:val="45A208B6"/>
+    <w:multiLevelType w:val="hybridMultilevel"/>
+    <w:tmpl w:val="73FE4E36"/>
+    <w:lvl w:ilvl="0" w:tplc="CDDC00C8">
+      <w:numFmt w:val="bullet"/>
+      <w:lvlText w:val="-"/>
+      <w:lvlJc w:val="left"/>
+      <w:pPr>
+        <w:ind w:left="720" w:hanging="360"/>
+      </w:pPr>
+      <w:rPr>
+        <w:rFonts w:ascii="Calibri" w:eastAsiaTheme="minorHAnsi" w:hAnsi="Calibri" w:cs="Calibri" w:hint="default"/>
+      </w:rPr>
+    </w:lvl>
+    <w:lvl w:ilvl="1" w:tplc="040C0003">
+      <w:start w:val="1"/>
+      <w:numFmt w:val="bullet"/>
+      <w:lvlText w:val="o"/>
+      <w:lvlJc w:val="left"/>
+      <w:pPr>
+        <w:ind w:left="1440" w:hanging="360"/>
+      </w:pPr>
+      <w:rPr>
+        <w:rFonts w:ascii="Courier New" w:hAnsi="Courier New" w:cs="Courier New" w:hint="default"/>
+      </w:rPr>
+    </w:lvl>
+    <w:lvl w:ilvl="2" w:tplc="040C0005" w:tentative="1">
+      <w:start w:val="1"/>
+      <w:numFmt w:val="bullet"/>
+      <w:lvlText w:val=""/>
+      <w:lvlJc w:val="left"/>
+      <w:pPr>
+        <w:ind w:left="2160" w:hanging="360"/>
+      </w:pPr>
+      <w:rPr>
+        <w:rFonts w:ascii="Wingdings" w:hAnsi="Wingdings" w:hint="default"/>
+      </w:rPr>
+    </w:lvl>
+    <w:lvl w:ilvl="3" w:tplc="040C0001" w:tentative="1">
+      <w:start w:val="1"/>
+      <w:numFmt w:val="bullet"/>
+      <w:lvlText w:val=""/>
+      <w:lvlJc w:val="left"/>
+      <w:pPr>
+        <w:ind w:left="2880" w:hanging="360"/>
+      </w:pPr>
+      <w:rPr>
+        <w:rFonts w:ascii="Symbol" w:hAnsi="Symbol" w:hint="default"/>
+      </w:rPr>
+    </w:lvl>
+    <w:lvl w:ilvl="4" w:tplc="040C0003" w:tentative="1">
+      <w:start w:val="1"/>
+      <w:numFmt w:val="bullet"/>
+      <w:lvlText w:val="o"/>
+      <w:lvlJc w:val="left"/>
+      <w:pPr>
+        <w:ind w:left="3600" w:hanging="360"/>
+      </w:pPr>
+      <w:rPr>
+        <w:rFonts w:ascii="Courier New" w:hAnsi="Courier New" w:cs="Courier New" w:hint="default"/>
+      </w:rPr>
+    </w:lvl>
+    <w:lvl w:ilvl="5" w:tplc="040C0005" w:tentative="1">
+      <w:start w:val="1"/>
+      <w:numFmt w:val="bullet"/>
+      <w:lvlText w:val=""/>
+      <w:lvlJc w:val="left"/>
+      <w:pPr>
+        <w:ind w:left="4320" w:hanging="360"/>
+      </w:pPr>
+      <w:rPr>
+        <w:rFonts w:ascii="Wingdings" w:hAnsi="Wingdings" w:hint="default"/>
+      </w:rPr>
+    </w:lvl>
+    <w:lvl w:ilvl="6" w:tplc="040C0001" w:tentative="1">
+      <w:start w:val="1"/>
+      <w:numFmt w:val="bullet"/>
+      <w:lvlText w:val=""/>
+      <w:lvlJc w:val="left"/>
+      <w:pPr>
+        <w:ind w:left="5040" w:hanging="360"/>
+      </w:pPr>
+      <w:rPr>
+        <w:rFonts w:ascii="Symbol" w:hAnsi="Symbol" w:hint="default"/>
+      </w:rPr>
+    </w:lvl>
+    <w:lvl w:ilvl="7" w:tplc="040C0003" w:tentative="1">
+      <w:start w:val="1"/>
+      <w:numFmt w:val="bullet"/>
+      <w:lvlText w:val="o"/>
+      <w:lvlJc w:val="left"/>
+      <w:pPr>
+        <w:ind w:left="5760" w:hanging="360"/>
+      </w:pPr>
+      <w:rPr>
+        <w:rFonts w:ascii="Courier New" w:hAnsi="Courier New" w:cs="Courier New" w:hint="default"/>
+      </w:rPr>
+    </w:lvl>
+    <w:lvl w:ilvl="8" w:tplc="040C0005" w:tentative="1">
+      <w:start w:val="1"/>
+      <w:numFmt w:val="bullet"/>
+      <w:lvlText w:val=""/>
+      <w:lvlJc w:val="left"/>
+      <w:pPr>
+        <w:ind w:left="6480" w:hanging="360"/>
+      </w:pPr>
+      <w:rPr>
+        <w:rFonts w:ascii="Wingdings" w:hAnsi="Wingdings" w:hint="default"/>
+      </w:rPr>
+    </w:lvl>
+  </w:abstractNum>
+  <w:abstractNum w:abstractNumId="3" w15:restartNumberingAfterBreak="0">
+    <w:nsid w:val="487A2A59"/>
+    <w:multiLevelType w:val="hybridMultilevel"/>
+    <w:tmpl w:val="1AB05614"/>
+    <w:lvl w:ilvl="0" w:tplc="ED56A9EA">
+      <w:numFmt w:val="bullet"/>
+      <w:lvlText w:val="-"/>
+      <w:lvlJc w:val="left"/>
+      <w:pPr>
+        <w:ind w:left="720" w:hanging="360"/>
+      </w:pPr>
+      <w:rPr>
+        <w:rFonts w:ascii="Calibri" w:eastAsiaTheme="minorHAnsi" w:hAnsi="Calibri" w:cs="Calibri" w:hint="default"/>
+      </w:rPr>
+    </w:lvl>
+    <w:lvl w:ilvl="1" w:tplc="040C0003" w:tentative="1">
+      <w:start w:val="1"/>
+      <w:numFmt w:val="bullet"/>
+      <w:lvlText w:val="o"/>
+      <w:lvlJc w:val="left"/>
+      <w:pPr>
+        <w:ind w:left="1440" w:hanging="360"/>
+      </w:pPr>
+      <w:rPr>
+        <w:rFonts w:ascii="Courier New" w:hAnsi="Courier New" w:cs="Courier New" w:hint="default"/>
+      </w:rPr>
+    </w:lvl>
+    <w:lvl w:ilvl="2" w:tplc="040C0005" w:tentative="1">
+      <w:start w:val="1"/>
+      <w:numFmt w:val="bullet"/>
+      <w:lvlText w:val=""/>
+      <w:lvlJc w:val="left"/>
+      <w:pPr>
+        <w:ind w:left="2160" w:hanging="360"/>
+      </w:pPr>
+      <w:rPr>
+        <w:rFonts w:ascii="Wingdings" w:hAnsi="Wingdings" w:hint="default"/>
+      </w:rPr>
+    </w:lvl>
+    <w:lvl w:ilvl="3" w:tplc="040C0001" w:tentative="1">
+      <w:start w:val="1"/>
+      <w:numFmt w:val="bullet"/>
+      <w:lvlText w:val=""/>
+      <w:lvlJc w:val="left"/>
+      <w:pPr>
+        <w:ind w:left="2880" w:hanging="360"/>
+      </w:pPr>
+      <w:rPr>
+        <w:rFonts w:ascii="Symbol" w:hAnsi="Symbol" w:hint="default"/>
+      </w:rPr>
+    </w:lvl>
+    <w:lvl w:ilvl="4" w:tplc="040C0003" w:tentative="1">
+      <w:start w:val="1"/>
+      <w:numFmt w:val="bullet"/>
+      <w:lvlText w:val="o"/>
+      <w:lvlJc w:val="left"/>
+      <w:pPr>
+        <w:ind w:left="3600" w:hanging="360"/>
+      </w:pPr>
+      <w:rPr>
+        <w:rFonts w:ascii="Courier New" w:hAnsi="Courier New" w:cs="Courier New" w:hint="default"/>
+      </w:rPr>
+    </w:lvl>
+    <w:lvl w:ilvl="5" w:tplc="040C0005" w:tentative="1">
+      <w:start w:val="1"/>
+      <w:numFmt w:val="bullet"/>
+      <w:lvlText w:val=""/>
+      <w:lvlJc w:val="left"/>
+      <w:pPr>
+        <w:ind w:left="4320" w:hanging="360"/>
+      </w:pPr>
+      <w:rPr>
+        <w:rFonts w:ascii="Wingdings" w:hAnsi="Wingdings" w:hint="default"/>
+      </w:rPr>
+    </w:lvl>
+    <w:lvl w:ilvl="6" w:tplc="040C0001" w:tentative="1">
+      <w:start w:val="1"/>
+      <w:numFmt w:val="bullet"/>
+      <w:lvlText w:val=""/>
+      <w:lvlJc w:val="left"/>
+      <w:pPr>
+        <w:ind w:left="5040" w:hanging="360"/>
+      </w:pPr>
+      <w:rPr>
+        <w:rFonts w:ascii="Symbol" w:hAnsi="Symbol" w:hint="default"/>
+      </w:rPr>
+    </w:lvl>
+    <w:lvl w:ilvl="7" w:tplc="040C0003" w:tentative="1">
+      <w:start w:val="1"/>
+      <w:numFmt w:val="bullet"/>
+      <w:lvlText w:val="o"/>
+      <w:lvlJc w:val="left"/>
+      <w:pPr>
+        <w:ind w:left="5760" w:hanging="360"/>
+      </w:pPr>
+      <w:rPr>
+        <w:rFonts w:ascii="Courier New" w:hAnsi="Courier New" w:cs="Courier New" w:hint="default"/>
+      </w:rPr>
+    </w:lvl>
+    <w:lvl w:ilvl="8" w:tplc="040C0005" w:tentative="1">
+      <w:start w:val="1"/>
+      <w:numFmt w:val="bullet"/>
+      <w:lvlText w:val=""/>
+      <w:lvlJc w:val="left"/>
+      <w:pPr>
+        <w:ind w:left="6480" w:hanging="360"/>
+      </w:pPr>
+      <w:rPr>
+        <w:rFonts w:ascii="Wingdings" w:hAnsi="Wingdings" w:hint="default"/>
+      </w:rPr>
+    </w:lvl>
+  </w:abstractNum>
+  <w:abstractNum w:abstractNumId="4" w15:restartNumberingAfterBreak="0">
+    <w:nsid w:val="4F345085"/>
+    <w:multiLevelType w:val="hybridMultilevel"/>
+    <w:tmpl w:val="8A48901C"/>
+    <w:lvl w:ilvl="0" w:tplc="CDDC00C8">
+      <w:numFmt w:val="bullet"/>
+      <w:lvlText w:val="-"/>
+      <w:lvlJc w:val="left"/>
+      <w:pPr>
+        <w:ind w:left="720" w:hanging="360"/>
+      </w:pPr>
+      <w:rPr>
+        <w:rFonts w:ascii="Calibri" w:eastAsiaTheme="minorHAnsi" w:hAnsi="Calibri" w:cs="Calibri" w:hint="default"/>
+      </w:rPr>
+    </w:lvl>
+    <w:lvl w:ilvl="1" w:tplc="040C0003">
+      <w:start w:val="1"/>
+      <w:numFmt w:val="bullet"/>
+      <w:lvlText w:val="o"/>
+      <w:lvlJc w:val="left"/>
+      <w:pPr>
+        <w:ind w:left="1440" w:hanging="360"/>
+      </w:pPr>
+      <w:rPr>
+        <w:rFonts w:ascii="Courier New" w:hAnsi="Courier New" w:cs="Courier New" w:hint="default"/>
+      </w:rPr>
+    </w:lvl>
+    <w:lvl w:ilvl="2" w:tplc="040C0005" w:tentative="1">
+      <w:start w:val="1"/>
+      <w:numFmt w:val="bullet"/>
+      <w:lvlText w:val=""/>
+      <w:lvlJc w:val="left"/>
+      <w:pPr>
+        <w:ind w:left="2160" w:hanging="360"/>
+      </w:pPr>
+      <w:rPr>
+        <w:rFonts w:ascii="Wingdings" w:hAnsi="Wingdings" w:hint="default"/>
+      </w:rPr>
+    </w:lvl>
+    <w:lvl w:ilvl="3" w:tplc="040C0001" w:tentative="1">
+      <w:start w:val="1"/>
+      <w:numFmt w:val="bullet"/>
+      <w:lvlText w:val=""/>
+      <w:lvlJc w:val="left"/>
+      <w:pPr>
+        <w:ind w:left="2880" w:hanging="360"/>
+      </w:pPr>
+      <w:rPr>
+        <w:rFonts w:ascii="Symbol" w:hAnsi="Symbol" w:hint="default"/>
+      </w:rPr>
+    </w:lvl>
+    <w:lvl w:ilvl="4" w:tplc="040C0003" w:tentative="1">
+      <w:start w:val="1"/>
+      <w:numFmt w:val="bullet"/>
+      <w:lvlText w:val="o"/>
+      <w:lvlJc w:val="left"/>
+      <w:pPr>
+        <w:ind w:left="3600" w:hanging="360"/>
+      </w:pPr>
+      <w:rPr>
+        <w:rFonts w:ascii="Courier New" w:hAnsi="Courier New" w:cs="Courier New" w:hint="default"/>
+      </w:rPr>
+    </w:lvl>
+    <w:lvl w:ilvl="5" w:tplc="040C0005" w:tentative="1">
+      <w:start w:val="1"/>
+      <w:numFmt w:val="bullet"/>
+      <w:lvlText w:val=""/>
+      <w:lvlJc w:val="left"/>
+      <w:pPr>
+        <w:ind w:left="4320" w:hanging="360"/>
+      </w:pPr>
+      <w:rPr>
+        <w:rFonts w:ascii="Wingdings" w:hAnsi="Wingdings" w:hint="default"/>
+      </w:rPr>
+    </w:lvl>
+    <w:lvl w:ilvl="6" w:tplc="040C0001" w:tentative="1">
+      <w:start w:val="1"/>
+      <w:numFmt w:val="bullet"/>
+      <w:lvlText w:val=""/>
+      <w:lvlJc w:val="left"/>
+      <w:pPr>
+        <w:ind w:left="5040" w:hanging="360"/>
+      </w:pPr>
+      <w:rPr>
+        <w:rFonts w:ascii="Symbol" w:hAnsi="Symbol" w:hint="default"/>
+      </w:rPr>
+    </w:lvl>
+    <w:lvl w:ilvl="7" w:tplc="040C0003" w:tentative="1">
+      <w:start w:val="1"/>
+      <w:numFmt w:val="bullet"/>
+      <w:lvlText w:val="o"/>
+      <w:lvlJc w:val="left"/>
+      <w:pPr>
+        <w:ind w:left="5760" w:hanging="360"/>
+      </w:pPr>
+      <w:rPr>
+        <w:rFonts w:ascii="Courier New" w:hAnsi="Courier New" w:cs="Courier New" w:hint="default"/>
+      </w:rPr>
+    </w:lvl>
+    <w:lvl w:ilvl="8" w:tplc="040C0005" w:tentative="1">
+      <w:start w:val="1"/>
+      <w:numFmt w:val="bullet"/>
+      <w:lvlText w:val=""/>
+      <w:lvlJc w:val="left"/>
+      <w:pPr>
+        <w:ind w:left="6480" w:hanging="360"/>
+      </w:pPr>
+      <w:rPr>
+        <w:rFonts w:ascii="Wingdings" w:hAnsi="Wingdings" w:hint="default"/>
+      </w:rPr>
+    </w:lvl>
+  </w:abstractNum>
+  <w:num w:numId="1" w16cid:durableId="994917520">
+    <w:abstractNumId w:val="1"/>
+  </w:num>
+  <w:num w:numId="2" w16cid:durableId="628047362">
+    <w:abstractNumId w:val="0"/>
+  </w:num>
+  <w:num w:numId="3" w16cid:durableId="919676229">
+    <w:abstractNumId w:val="3"/>
+  </w:num>
+  <w:num w:numId="4" w16cid:durableId="52198470">
+    <w:abstractNumId w:val="2"/>
+  </w:num>
+  <w:num w:numId="5" w16cid:durableId="761485840">
+    <w:abstractNumId w:val="4"/>
+  </w:num>
+</w:numbering>
 </file>
 
 <file path=word/styles.xml><?xml version="1.0" encoding="utf-8"?>
@@ -800,6 +1467,17 @@
     <w:semiHidden/>
     <w:unhideWhenUsed/>
   </w:style>
+  <w:style w:type="paragraph" w:styleId="Paragraphedeliste">
+    <w:name w:val="List Paragraph"/>
+    <w:basedOn w:val="Normal"/>
+    <w:uiPriority w:val="34"/>
+    <w:qFormat/>
+    <w:rsid w:val="00006CD7"/>
+    <w:pPr>
+      <w:ind w:left="720"/>
+      <w:contextualSpacing/>
+    </w:pPr>
+  </w:style>
 </w:styles>
 </file>
 

--- a/project fil red.docx
+++ b/project fil red.docx
@@ -450,6 +450,39 @@
       <w:r>
         <w:t>Sous-catégorie</w:t>
       </w:r>
+    </w:p>
+    <w:p>
+      <w:pPr>
+        <w:pStyle w:val="Paragraphedeliste"/>
+        <w:numPr>
+          <w:ilvl w:val="0"/>
+          <w:numId w:val="1"/>
+        </w:numPr>
+      </w:pPr>
+      <w:r>
+        <w:t>Commande</w:t>
+      </w:r>
+    </w:p>
+    <w:p>
+      <w:pPr>
+        <w:pStyle w:val="Paragraphedeliste"/>
+        <w:numPr>
+          <w:ilvl w:val="0"/>
+          <w:numId w:val="1"/>
+        </w:numPr>
+      </w:pPr>
+      <w:r>
+        <w:t>Client</w:t>
+      </w:r>
+    </w:p>
+    <w:p>
+      <w:pPr>
+        <w:pStyle w:val="Paragraphedeliste"/>
+        <w:numPr>
+          <w:ilvl w:val="0"/>
+          <w:numId w:val="1"/>
+        </w:numPr>
+      </w:pPr>
     </w:p>
     <w:sectPr>
       <w:pgSz w:w="11906" w:h="16838"/>

--- a/project fil red.docx
+++ b/project fil red.docx
@@ -3,6 +3,21 @@
 <w:document xmlns:wpc="http://schemas.microsoft.com/office/word/2010/wordprocessingCanvas" xmlns:cx="http://schemas.microsoft.com/office/drawing/2014/chartex" xmlns:cx1="http://schemas.microsoft.com/office/drawing/2015/9/8/chartex" xmlns:cx2="http://schemas.microsoft.com/office/drawing/2015/10/21/chartex" xmlns:cx3="http://schemas.microsoft.com/office/drawing/2016/5/9/chartex" xmlns:cx4="http://schemas.microsoft.com/office/drawing/2016/5/10/chartex" xmlns:cx5="http://schemas.microsoft.com/office/drawing/2016/5/11/chartex" xmlns:cx6="http://schemas.microsoft.com/office/drawing/2016/5/12/chartex" xmlns:cx7="http://schemas.microsoft.com/office/drawing/2016/5/13/chartex" xmlns:cx8="http://schemas.microsoft.com/office/drawing/2016/5/14/chartex" xmlns:mc="http://schemas.openxmlformats.org/markup-compatibility/2006" xmlns:aink="http://schemas.microsoft.com/office/drawing/2016/ink" xmlns:am3d="http://schemas.microsoft.com/office/drawing/2017/model3d" xmlns:o="urn:schemas-microsoft-com:office:office" xmlns:oel="http://schemas.microsoft.com/office/2019/extlst" xmlns:r="http://schemas.openxmlformats.org/officeDocument/2006/relationships" xmlns:m="http://schemas.openxmlformats.org/officeDocument/2006/math" xmlns:v="urn:schemas-microsoft-com:vml" xmlns:wp14="http://schemas.microsoft.com/office/word/2010/wordprocessingDrawing" xmlns:wp="http://schemas.openxmlformats.org/drawingml/2006/wordprocessingDrawing" xmlns:w10="urn:schemas-microsoft-com:office:word" xmlns:w="http://schemas.openxmlformats.org/wordprocessingml/2006/main" xmlns:w14="http://schemas.microsoft.com/office/word/2010/wordml" xmlns:w15="http://schemas.microsoft.com/office/word/2012/wordml" xmlns:w16cex="http://schemas.microsoft.com/office/word/2018/wordml/cex" xmlns:w16cid="http://schemas.microsoft.com/office/word/2016/wordml/cid" xmlns:w16="http://schemas.microsoft.com/office/word/2018/wordml" xmlns:w16sdtdh="http://schemas.microsoft.com/office/word/2020/wordml/sdtdatahash" xmlns:w16se="http://schemas.microsoft.com/office/word/2015/wordml/symex" xmlns:wpg="http://schemas.microsoft.com/office/word/2010/wordprocessingGroup" xmlns:wpi="http://schemas.microsoft.com/office/word/2010/wordprocessingInk" xmlns:wne="http://schemas.microsoft.com/office/word/2006/wordml" xmlns:wps="http://schemas.microsoft.com/office/word/2010/wordprocessingShape" mc:Ignorable="w14 w15 w16se w16cid w16 w16cex w16sdtdh wp14">
   <w:body>
     <w:p>
+      <w:pPr>
+        <w:jc w:val="both"/>
+      </w:pPr>
+      <w:r>
+        <w:t>https://</w:t>
+      </w:r>
+      <w:r>
+        <w:t>www.</w:t>
+      </w:r>
+      <w:r>
+        <w:t>cafesbelleville.com</w:t>
+      </w:r>
+    </w:p>
+    <w:p/>
+    <w:p>
       <w:r>
         <w:t>Pages d’accueil :</w:t>
       </w:r>
@@ -377,8 +392,6 @@
         <w:t>Bouton</w:t>
       </w:r>
     </w:p>
-    <w:p/>
-    <w:p/>
     <w:p/>
     <w:p/>
     <w:p/>

--- a/project fil red.docx
+++ b/project fil red.docx
@@ -392,15 +392,193 @@
         <w:t>Bouton</w:t>
       </w:r>
     </w:p>
+    <w:p>
+      <w:r>
+        <w:t>Un groupe pour les machines :</w:t>
+      </w:r>
+    </w:p>
+    <w:p>
+      <w:pPr>
+        <w:pStyle w:val="Paragraphedeliste"/>
+        <w:numPr>
+          <w:ilvl w:val="0"/>
+          <w:numId w:val="6"/>
+        </w:numPr>
+      </w:pPr>
+      <w:r>
+        <w:t>Cafetière</w:t>
+      </w:r>
+    </w:p>
+    <w:p>
+      <w:pPr>
+        <w:pStyle w:val="Paragraphedeliste"/>
+        <w:numPr>
+          <w:ilvl w:val="0"/>
+          <w:numId w:val="6"/>
+        </w:numPr>
+      </w:pPr>
+      <w:r>
+        <w:t>Moulin</w:t>
+      </w:r>
+    </w:p>
+    <w:p>
+      <w:pPr>
+        <w:pStyle w:val="Paragraphedeliste"/>
+        <w:numPr>
+          <w:ilvl w:val="0"/>
+          <w:numId w:val="6"/>
+        </w:numPr>
+      </w:pPr>
+      <w:r>
+        <w:t>Machine à espresso</w:t>
+      </w:r>
+    </w:p>
+    <w:p>
+      <w:pPr>
+        <w:pStyle w:val="Paragraphedeliste"/>
+        <w:numPr>
+          <w:ilvl w:val="0"/>
+          <w:numId w:val="6"/>
+        </w:numPr>
+      </w:pPr>
+      <w:r>
+        <w:t>Bouilloire</w:t>
+      </w:r>
+    </w:p>
+    <w:p>
+      <w:pPr>
+        <w:pStyle w:val="Paragraphedeliste"/>
+      </w:pPr>
+    </w:p>
+    <w:p>
+      <w:pPr>
+        <w:pStyle w:val="Paragraphedeliste"/>
+      </w:pPr>
+    </w:p>
+    <w:p>
+      <w:pPr>
+        <w:pStyle w:val="Paragraphedeliste"/>
+      </w:pPr>
+    </w:p>
+    <w:p>
+      <w:r>
+        <w:lastRenderedPageBreak/>
+        <w:t>Un groupe pour les cafés par région :</w:t>
+      </w:r>
+    </w:p>
+    <w:p>
+      <w:pPr>
+        <w:pStyle w:val="Paragraphedeliste"/>
+        <w:numPr>
+          <w:ilvl w:val="0"/>
+          <w:numId w:val="7"/>
+        </w:numPr>
+      </w:pPr>
+      <w:r>
+        <w:t>Ethiopie</w:t>
+      </w:r>
+    </w:p>
+    <w:p>
+      <w:pPr>
+        <w:pStyle w:val="Paragraphedeliste"/>
+        <w:numPr>
+          <w:ilvl w:val="0"/>
+          <w:numId w:val="7"/>
+        </w:numPr>
+      </w:pPr>
+      <w:proofErr w:type="spellStart"/>
+      <w:r>
+        <w:t>Catuai</w:t>
+      </w:r>
+      <w:proofErr w:type="spellEnd"/>
+    </w:p>
+    <w:p>
+      <w:pPr>
+        <w:pStyle w:val="Paragraphedeliste"/>
+        <w:numPr>
+          <w:ilvl w:val="0"/>
+          <w:numId w:val="7"/>
+        </w:numPr>
+      </w:pPr>
+      <w:r>
+        <w:t>Mistral</w:t>
+      </w:r>
+    </w:p>
+    <w:p>
+      <w:pPr>
+        <w:pStyle w:val="Paragraphedeliste"/>
+        <w:numPr>
+          <w:ilvl w:val="0"/>
+          <w:numId w:val="7"/>
+        </w:numPr>
+      </w:pPr>
+      <w:r>
+        <w:t>F</w:t>
+      </w:r>
+      <w:r>
+        <w:t>inca</w:t>
+      </w:r>
+      <w:r>
+        <w:t xml:space="preserve"> </w:t>
+      </w:r>
+    </w:p>
+    <w:p>
+      <w:r>
+        <w:t>Un groupe pour les accessoires :</w:t>
+      </w:r>
+    </w:p>
+    <w:p>
+      <w:pPr>
+        <w:pStyle w:val="Paragraphedeliste"/>
+        <w:numPr>
+          <w:ilvl w:val="0"/>
+          <w:numId w:val="7"/>
+        </w:numPr>
+      </w:pPr>
+      <w:r>
+        <w:t>Filtres</w:t>
+      </w:r>
+    </w:p>
+    <w:p>
+      <w:pPr>
+        <w:pStyle w:val="Paragraphedeliste"/>
+        <w:numPr>
+          <w:ilvl w:val="0"/>
+          <w:numId w:val="7"/>
+        </w:numPr>
+      </w:pPr>
+      <w:r>
+        <w:t>Accessoire</w:t>
+      </w:r>
+    </w:p>
+    <w:p>
+      <w:pPr>
+        <w:pStyle w:val="Paragraphedeliste"/>
+        <w:numPr>
+          <w:ilvl w:val="0"/>
+          <w:numId w:val="7"/>
+        </w:numPr>
+      </w:pPr>
+      <w:r>
+        <w:t>Lifestyle</w:t>
+      </w:r>
+    </w:p>
+    <w:p>
+      <w:pPr>
+        <w:pStyle w:val="Paragraphedeliste"/>
+        <w:numPr>
+          <w:ilvl w:val="0"/>
+          <w:numId w:val="7"/>
+        </w:numPr>
+      </w:pPr>
+      <w:r>
+        <w:t>balance</w:t>
+      </w:r>
+    </w:p>
     <w:p/>
     <w:p/>
-    <w:p/>
-    <w:p/>
-    <w:p/>
-    <w:p/>
-    <w:p>
-      <w:r>
-        <w:lastRenderedPageBreak/>
+    <w:p>
+      <w:r>
         <w:t>Base de données :</w:t>
       </w:r>
     </w:p>
@@ -734,6 +912,119 @@
     </w:lvl>
   </w:abstractNum>
   <w:abstractNum w:abstractNumId="2" w15:restartNumberingAfterBreak="0">
+    <w:nsid w:val="41B176C9"/>
+    <w:multiLevelType w:val="hybridMultilevel"/>
+    <w:tmpl w:val="7464B350"/>
+    <w:lvl w:ilvl="0" w:tplc="040C0001">
+      <w:start w:val="1"/>
+      <w:numFmt w:val="bullet"/>
+      <w:lvlText w:val=""/>
+      <w:lvlJc w:val="left"/>
+      <w:pPr>
+        <w:ind w:left="720" w:hanging="360"/>
+      </w:pPr>
+      <w:rPr>
+        <w:rFonts w:ascii="Symbol" w:hAnsi="Symbol" w:hint="default"/>
+      </w:rPr>
+    </w:lvl>
+    <w:lvl w:ilvl="1" w:tplc="040C0003" w:tentative="1">
+      <w:start w:val="1"/>
+      <w:numFmt w:val="bullet"/>
+      <w:lvlText w:val="o"/>
+      <w:lvlJc w:val="left"/>
+      <w:pPr>
+        <w:ind w:left="1440" w:hanging="360"/>
+      </w:pPr>
+      <w:rPr>
+        <w:rFonts w:ascii="Courier New" w:hAnsi="Courier New" w:cs="Courier New" w:hint="default"/>
+      </w:rPr>
+    </w:lvl>
+    <w:lvl w:ilvl="2" w:tplc="040C0005" w:tentative="1">
+      <w:start w:val="1"/>
+      <w:numFmt w:val="bullet"/>
+      <w:lvlText w:val=""/>
+      <w:lvlJc w:val="left"/>
+      <w:pPr>
+        <w:ind w:left="2160" w:hanging="360"/>
+      </w:pPr>
+      <w:rPr>
+        <w:rFonts w:ascii="Wingdings" w:hAnsi="Wingdings" w:hint="default"/>
+      </w:rPr>
+    </w:lvl>
+    <w:lvl w:ilvl="3" w:tplc="040C0001" w:tentative="1">
+      <w:start w:val="1"/>
+      <w:numFmt w:val="bullet"/>
+      <w:lvlText w:val=""/>
+      <w:lvlJc w:val="left"/>
+      <w:pPr>
+        <w:ind w:left="2880" w:hanging="360"/>
+      </w:pPr>
+      <w:rPr>
+        <w:rFonts w:ascii="Symbol" w:hAnsi="Symbol" w:hint="default"/>
+      </w:rPr>
+    </w:lvl>
+    <w:lvl w:ilvl="4" w:tplc="040C0003" w:tentative="1">
+      <w:start w:val="1"/>
+      <w:numFmt w:val="bullet"/>
+      <w:lvlText w:val="o"/>
+      <w:lvlJc w:val="left"/>
+      <w:pPr>
+        <w:ind w:left="3600" w:hanging="360"/>
+      </w:pPr>
+      <w:rPr>
+        <w:rFonts w:ascii="Courier New" w:hAnsi="Courier New" w:cs="Courier New" w:hint="default"/>
+      </w:rPr>
+    </w:lvl>
+    <w:lvl w:ilvl="5" w:tplc="040C0005" w:tentative="1">
+      <w:start w:val="1"/>
+      <w:numFmt w:val="bullet"/>
+      <w:lvlText w:val=""/>
+      <w:lvlJc w:val="left"/>
+      <w:pPr>
+        <w:ind w:left="4320" w:hanging="360"/>
+      </w:pPr>
+      <w:rPr>
+        <w:rFonts w:ascii="Wingdings" w:hAnsi="Wingdings" w:hint="default"/>
+      </w:rPr>
+    </w:lvl>
+    <w:lvl w:ilvl="6" w:tplc="040C0001" w:tentative="1">
+      <w:start w:val="1"/>
+      <w:numFmt w:val="bullet"/>
+      <w:lvlText w:val=""/>
+      <w:lvlJc w:val="left"/>
+      <w:pPr>
+        <w:ind w:left="5040" w:hanging="360"/>
+      </w:pPr>
+      <w:rPr>
+        <w:rFonts w:ascii="Symbol" w:hAnsi="Symbol" w:hint="default"/>
+      </w:rPr>
+    </w:lvl>
+    <w:lvl w:ilvl="7" w:tplc="040C0003" w:tentative="1">
+      <w:start w:val="1"/>
+      <w:numFmt w:val="bullet"/>
+      <w:lvlText w:val="o"/>
+      <w:lvlJc w:val="left"/>
+      <w:pPr>
+        <w:ind w:left="5760" w:hanging="360"/>
+      </w:pPr>
+      <w:rPr>
+        <w:rFonts w:ascii="Courier New" w:hAnsi="Courier New" w:cs="Courier New" w:hint="default"/>
+      </w:rPr>
+    </w:lvl>
+    <w:lvl w:ilvl="8" w:tplc="040C0005" w:tentative="1">
+      <w:start w:val="1"/>
+      <w:numFmt w:val="bullet"/>
+      <w:lvlText w:val=""/>
+      <w:lvlJc w:val="left"/>
+      <w:pPr>
+        <w:ind w:left="6480" w:hanging="360"/>
+      </w:pPr>
+      <w:rPr>
+        <w:rFonts w:ascii="Wingdings" w:hAnsi="Wingdings" w:hint="default"/>
+      </w:rPr>
+    </w:lvl>
+  </w:abstractNum>
+  <w:abstractNum w:abstractNumId="3" w15:restartNumberingAfterBreak="0">
     <w:nsid w:val="45A208B6"/>
     <w:multiLevelType w:val="hybridMultilevel"/>
     <w:tmpl w:val="73FE4E36"/>
@@ -845,7 +1136,7 @@
       </w:rPr>
     </w:lvl>
   </w:abstractNum>
-  <w:abstractNum w:abstractNumId="3" w15:restartNumberingAfterBreak="0">
+  <w:abstractNum w:abstractNumId="4" w15:restartNumberingAfterBreak="0">
     <w:nsid w:val="487A2A59"/>
     <w:multiLevelType w:val="hybridMultilevel"/>
     <w:tmpl w:val="1AB05614"/>
@@ -957,7 +1248,7 @@
       </w:rPr>
     </w:lvl>
   </w:abstractNum>
-  <w:abstractNum w:abstractNumId="4" w15:restartNumberingAfterBreak="0">
+  <w:abstractNum w:abstractNumId="5" w15:restartNumberingAfterBreak="0">
     <w:nsid w:val="4F345085"/>
     <w:multiLevelType w:val="hybridMultilevel"/>
     <w:tmpl w:val="8A48901C"/>
@@ -973,6 +1264,119 @@
       </w:rPr>
     </w:lvl>
     <w:lvl w:ilvl="1" w:tplc="040C0003">
+      <w:start w:val="1"/>
+      <w:numFmt w:val="bullet"/>
+      <w:lvlText w:val="o"/>
+      <w:lvlJc w:val="left"/>
+      <w:pPr>
+        <w:ind w:left="1440" w:hanging="360"/>
+      </w:pPr>
+      <w:rPr>
+        <w:rFonts w:ascii="Courier New" w:hAnsi="Courier New" w:cs="Courier New" w:hint="default"/>
+      </w:rPr>
+    </w:lvl>
+    <w:lvl w:ilvl="2" w:tplc="040C0005" w:tentative="1">
+      <w:start w:val="1"/>
+      <w:numFmt w:val="bullet"/>
+      <w:lvlText w:val=""/>
+      <w:lvlJc w:val="left"/>
+      <w:pPr>
+        <w:ind w:left="2160" w:hanging="360"/>
+      </w:pPr>
+      <w:rPr>
+        <w:rFonts w:ascii="Wingdings" w:hAnsi="Wingdings" w:hint="default"/>
+      </w:rPr>
+    </w:lvl>
+    <w:lvl w:ilvl="3" w:tplc="040C0001" w:tentative="1">
+      <w:start w:val="1"/>
+      <w:numFmt w:val="bullet"/>
+      <w:lvlText w:val=""/>
+      <w:lvlJc w:val="left"/>
+      <w:pPr>
+        <w:ind w:left="2880" w:hanging="360"/>
+      </w:pPr>
+      <w:rPr>
+        <w:rFonts w:ascii="Symbol" w:hAnsi="Symbol" w:hint="default"/>
+      </w:rPr>
+    </w:lvl>
+    <w:lvl w:ilvl="4" w:tplc="040C0003" w:tentative="1">
+      <w:start w:val="1"/>
+      <w:numFmt w:val="bullet"/>
+      <w:lvlText w:val="o"/>
+      <w:lvlJc w:val="left"/>
+      <w:pPr>
+        <w:ind w:left="3600" w:hanging="360"/>
+      </w:pPr>
+      <w:rPr>
+        <w:rFonts w:ascii="Courier New" w:hAnsi="Courier New" w:cs="Courier New" w:hint="default"/>
+      </w:rPr>
+    </w:lvl>
+    <w:lvl w:ilvl="5" w:tplc="040C0005" w:tentative="1">
+      <w:start w:val="1"/>
+      <w:numFmt w:val="bullet"/>
+      <w:lvlText w:val=""/>
+      <w:lvlJc w:val="left"/>
+      <w:pPr>
+        <w:ind w:left="4320" w:hanging="360"/>
+      </w:pPr>
+      <w:rPr>
+        <w:rFonts w:ascii="Wingdings" w:hAnsi="Wingdings" w:hint="default"/>
+      </w:rPr>
+    </w:lvl>
+    <w:lvl w:ilvl="6" w:tplc="040C0001" w:tentative="1">
+      <w:start w:val="1"/>
+      <w:numFmt w:val="bullet"/>
+      <w:lvlText w:val=""/>
+      <w:lvlJc w:val="left"/>
+      <w:pPr>
+        <w:ind w:left="5040" w:hanging="360"/>
+      </w:pPr>
+      <w:rPr>
+        <w:rFonts w:ascii="Symbol" w:hAnsi="Symbol" w:hint="default"/>
+      </w:rPr>
+    </w:lvl>
+    <w:lvl w:ilvl="7" w:tplc="040C0003" w:tentative="1">
+      <w:start w:val="1"/>
+      <w:numFmt w:val="bullet"/>
+      <w:lvlText w:val="o"/>
+      <w:lvlJc w:val="left"/>
+      <w:pPr>
+        <w:ind w:left="5760" w:hanging="360"/>
+      </w:pPr>
+      <w:rPr>
+        <w:rFonts w:ascii="Courier New" w:hAnsi="Courier New" w:cs="Courier New" w:hint="default"/>
+      </w:rPr>
+    </w:lvl>
+    <w:lvl w:ilvl="8" w:tplc="040C0005" w:tentative="1">
+      <w:start w:val="1"/>
+      <w:numFmt w:val="bullet"/>
+      <w:lvlText w:val=""/>
+      <w:lvlJc w:val="left"/>
+      <w:pPr>
+        <w:ind w:left="6480" w:hanging="360"/>
+      </w:pPr>
+      <w:rPr>
+        <w:rFonts w:ascii="Wingdings" w:hAnsi="Wingdings" w:hint="default"/>
+      </w:rPr>
+    </w:lvl>
+  </w:abstractNum>
+  <w:abstractNum w:abstractNumId="6" w15:restartNumberingAfterBreak="0">
+    <w:nsid w:val="787316F7"/>
+    <w:multiLevelType w:val="hybridMultilevel"/>
+    <w:tmpl w:val="8D30E40C"/>
+    <w:lvl w:ilvl="0" w:tplc="040C0001">
+      <w:start w:val="1"/>
+      <w:numFmt w:val="bullet"/>
+      <w:lvlText w:val=""/>
+      <w:lvlJc w:val="left"/>
+      <w:pPr>
+        <w:ind w:left="720" w:hanging="360"/>
+      </w:pPr>
+      <w:rPr>
+        <w:rFonts w:ascii="Symbol" w:hAnsi="Symbol" w:hint="default"/>
+      </w:rPr>
+    </w:lvl>
+    <w:lvl w:ilvl="1" w:tplc="040C0003" w:tentative="1">
       <w:start w:val="1"/>
       <w:numFmt w:val="bullet"/>
       <w:lvlText w:val="o"/>
@@ -1076,13 +1480,19 @@
     <w:abstractNumId w:val="0"/>
   </w:num>
   <w:num w:numId="3" w16cid:durableId="919676229">
+    <w:abstractNumId w:val="4"/>
+  </w:num>
+  <w:num w:numId="4" w16cid:durableId="52198470">
     <w:abstractNumId w:val="3"/>
   </w:num>
-  <w:num w:numId="4" w16cid:durableId="52198470">
+  <w:num w:numId="5" w16cid:durableId="761485840">
+    <w:abstractNumId w:val="5"/>
+  </w:num>
+  <w:num w:numId="6" w16cid:durableId="1360355293">
+    <w:abstractNumId w:val="6"/>
+  </w:num>
+  <w:num w:numId="7" w16cid:durableId="345718636">
     <w:abstractNumId w:val="2"/>
-  </w:num>
-  <w:num w:numId="5" w16cid:durableId="761485840">
-    <w:abstractNumId w:val="4"/>
   </w:num>
 </w:numbering>
 </file>

--- a/project fil red.docx
+++ b/project fil red.docx
@@ -486,11 +486,9 @@
           <w:numId w:val="7"/>
         </w:numPr>
       </w:pPr>
-      <w:proofErr w:type="spellStart"/>
       <w:r>
         <w:t>Catuai</w:t>
       </w:r>
-      <w:proofErr w:type="spellEnd"/>
     </w:p>
     <w:p>
       <w:pPr>
@@ -572,7 +570,7 @@
         </w:numPr>
       </w:pPr>
       <w:r>
-        <w:t>balance</w:t>
+        <w:t>Balance</w:t>
       </w:r>
     </w:p>
     <w:p/>
@@ -664,6 +662,18 @@
       </w:pPr>
       <w:r>
         <w:t>Client</w:t>
+      </w:r>
+    </w:p>
+    <w:p>
+      <w:pPr>
+        <w:pStyle w:val="Paragraphedeliste"/>
+        <w:numPr>
+          <w:ilvl w:val="0"/>
+          <w:numId w:val="1"/>
+        </w:numPr>
+      </w:pPr>
+      <w:r>
+        <w:t>Région</w:t>
       </w:r>
     </w:p>
     <w:p>

--- a/project fil red.docx
+++ b/project fil red.docx
@@ -675,6 +675,9 @@
       <w:r>
         <w:t>Région</w:t>
       </w:r>
+      <w:r>
+        <w:t xml:space="preserve"> du café</w:t>
+      </w:r>
     </w:p>
     <w:p>
       <w:pPr>
@@ -684,7 +687,457 @@
           <w:numId w:val="1"/>
         </w:numPr>
       </w:pPr>
-    </w:p>
+      <w:r>
+        <w:t>Poids du café</w:t>
+      </w:r>
+    </w:p>
+    <w:p>
+      <w:pPr>
+        <w:pStyle w:val="Paragraphedeliste"/>
+        <w:numPr>
+          <w:ilvl w:val="0"/>
+          <w:numId w:val="1"/>
+        </w:numPr>
+      </w:pPr>
+    </w:p>
+    <w:p/>
+    <w:p>
+      <w:r>
+        <w:t>Visite = $session(visiteur)</w:t>
+      </w:r>
+    </w:p>
+    <w:p>
+      <w:r>
+        <w:t>Panier :</w:t>
+      </w:r>
+    </w:p>
+    <w:p>
+      <w:pPr>
+        <w:pStyle w:val="Paragraphedeliste"/>
+        <w:numPr>
+          <w:ilvl w:val="0"/>
+          <w:numId w:val="8"/>
+        </w:numPr>
+      </w:pPr>
+      <w:proofErr w:type="spellStart"/>
+      <w:r>
+        <w:t>Loguit</w:t>
+      </w:r>
+      <w:proofErr w:type="spellEnd"/>
+      <w:r>
+        <w:t xml:space="preserve"> -&gt; </w:t>
+      </w:r>
+      <w:r>
+        <w:t>inscrit</w:t>
+      </w:r>
+    </w:p>
+    <w:p>
+      <w:pPr>
+        <w:pStyle w:val="Paragraphedeliste"/>
+        <w:numPr>
+          <w:ilvl w:val="0"/>
+          <w:numId w:val="8"/>
+        </w:numPr>
+      </w:pPr>
+      <w:r>
+        <w:t>In</w:t>
+      </w:r>
+      <w:r>
+        <w:t>s</w:t>
+      </w:r>
+      <w:r>
+        <w:t>cri</w:t>
+      </w:r>
+      <w:r>
+        <w:t>p</w:t>
+      </w:r>
+      <w:r>
+        <w:t xml:space="preserve">tion -&gt; non </w:t>
+      </w:r>
+      <w:r>
+        <w:t>inscrit</w:t>
+      </w:r>
+    </w:p>
+    <w:p>
+      <w:pPr>
+        <w:pStyle w:val="Paragraphedeliste"/>
+        <w:numPr>
+          <w:ilvl w:val="0"/>
+          <w:numId w:val="8"/>
+        </w:numPr>
+      </w:pPr>
+      <w:r>
+        <w:t>Id commande</w:t>
+      </w:r>
+      <w:r>
+        <w:t xml:space="preserve"> -&gt; </w:t>
+      </w:r>
+      <w:r>
+        <w:t>id client</w:t>
+      </w:r>
+      <w:r>
+        <w:t xml:space="preserve"> </w:t>
+      </w:r>
+    </w:p>
+    <w:p/>
+    <w:p>
+      <w:r>
+        <w:t>Id client</w:t>
+      </w:r>
+    </w:p>
+    <w:p>
+      <w:r>
+        <w:t>Valide commande</w:t>
+      </w:r>
+    </w:p>
+    <w:p>
+      <w:r>
+        <w:t>On vide le panier</w:t>
+      </w:r>
+    </w:p>
+    <w:p/>
+    <w:p/>
+    <w:p/>
+    <w:p/>
+    <w:p>
+      <w:r>
+        <w:lastRenderedPageBreak/>
+        <w:t>Table panier :</w:t>
+      </w:r>
+    </w:p>
+    <w:p>
+      <w:pPr>
+        <w:pStyle w:val="Paragraphedeliste"/>
+        <w:numPr>
+          <w:ilvl w:val="0"/>
+          <w:numId w:val="9"/>
+        </w:numPr>
+      </w:pPr>
+      <w:r>
+        <w:t>Id</w:t>
+      </w:r>
+    </w:p>
+    <w:p>
+      <w:pPr>
+        <w:pStyle w:val="Paragraphedeliste"/>
+        <w:numPr>
+          <w:ilvl w:val="0"/>
+          <w:numId w:val="9"/>
+        </w:numPr>
+      </w:pPr>
+      <w:r>
+        <w:t>Int commande</w:t>
+      </w:r>
+    </w:p>
+    <w:p>
+      <w:pPr>
+        <w:pStyle w:val="Paragraphedeliste"/>
+        <w:numPr>
+          <w:ilvl w:val="0"/>
+          <w:numId w:val="9"/>
+        </w:numPr>
+      </w:pPr>
+      <w:r>
+        <w:t>Id client</w:t>
+      </w:r>
+    </w:p>
+    <w:p>
+      <w:pPr>
+        <w:pStyle w:val="Paragraphedeliste"/>
+        <w:numPr>
+          <w:ilvl w:val="0"/>
+          <w:numId w:val="9"/>
+        </w:numPr>
+      </w:pPr>
+      <w:r>
+        <w:t>Id produit</w:t>
+      </w:r>
+    </w:p>
+    <w:p>
+      <w:pPr>
+        <w:pStyle w:val="Paragraphedeliste"/>
+        <w:numPr>
+          <w:ilvl w:val="0"/>
+          <w:numId w:val="9"/>
+        </w:numPr>
+      </w:pPr>
+      <w:r>
+        <w:t>Prix</w:t>
+      </w:r>
+    </w:p>
+    <w:p>
+      <w:pPr>
+        <w:pStyle w:val="Paragraphedeliste"/>
+        <w:numPr>
+          <w:ilvl w:val="0"/>
+          <w:numId w:val="9"/>
+        </w:numPr>
+      </w:pPr>
+      <w:r>
+        <w:t xml:space="preserve">Quantité </w:t>
+      </w:r>
+    </w:p>
+    <w:p/>
+    <w:p>
+      <w:r>
+        <w:t>Produit :</w:t>
+      </w:r>
+    </w:p>
+    <w:p>
+      <w:pPr>
+        <w:pStyle w:val="Paragraphedeliste"/>
+        <w:numPr>
+          <w:ilvl w:val="0"/>
+          <w:numId w:val="10"/>
+        </w:numPr>
+      </w:pPr>
+      <w:r>
+        <w:t>Id</w:t>
+      </w:r>
+    </w:p>
+    <w:p>
+      <w:pPr>
+        <w:pStyle w:val="Paragraphedeliste"/>
+        <w:numPr>
+          <w:ilvl w:val="0"/>
+          <w:numId w:val="10"/>
+        </w:numPr>
+      </w:pPr>
+      <w:r>
+        <w:t xml:space="preserve">Int </w:t>
+      </w:r>
+      <w:proofErr w:type="gramStart"/>
+      <w:r>
+        <w:t>produit  -</w:t>
+      </w:r>
+      <w:proofErr w:type="gramEnd"/>
+      <w:r>
+        <w:t>&gt; time()</w:t>
+      </w:r>
+    </w:p>
+    <w:p>
+      <w:pPr>
+        <w:pStyle w:val="Paragraphedeliste"/>
+        <w:numPr>
+          <w:ilvl w:val="0"/>
+          <w:numId w:val="10"/>
+        </w:numPr>
+      </w:pPr>
+      <w:r>
+        <w:t>Nom</w:t>
+      </w:r>
+    </w:p>
+    <w:p>
+      <w:pPr>
+        <w:pStyle w:val="Paragraphedeliste"/>
+        <w:numPr>
+          <w:ilvl w:val="0"/>
+          <w:numId w:val="10"/>
+        </w:numPr>
+      </w:pPr>
+      <w:r>
+        <w:t>Description</w:t>
+      </w:r>
+    </w:p>
+    <w:p>
+      <w:pPr>
+        <w:pStyle w:val="Paragraphedeliste"/>
+        <w:numPr>
+          <w:ilvl w:val="0"/>
+          <w:numId w:val="10"/>
+        </w:numPr>
+      </w:pPr>
+      <w:r>
+        <w:t>Caractéristique</w:t>
+      </w:r>
+      <w:r>
+        <w:t xml:space="preserve"> </w:t>
+      </w:r>
+    </w:p>
+    <w:p/>
+    <w:p>
+      <w:r>
+        <w:t>Devis :</w:t>
+      </w:r>
+    </w:p>
+    <w:p>
+      <w:pPr>
+        <w:pStyle w:val="Paragraphedeliste"/>
+        <w:numPr>
+          <w:ilvl w:val="0"/>
+          <w:numId w:val="11"/>
+        </w:numPr>
+      </w:pPr>
+      <w:r>
+        <w:t>Id</w:t>
+      </w:r>
+    </w:p>
+    <w:p>
+      <w:pPr>
+        <w:pStyle w:val="Paragraphedeliste"/>
+        <w:numPr>
+          <w:ilvl w:val="0"/>
+          <w:numId w:val="11"/>
+        </w:numPr>
+      </w:pPr>
+      <w:r>
+        <w:t>Info client</w:t>
+      </w:r>
+    </w:p>
+    <w:p>
+      <w:pPr>
+        <w:pStyle w:val="Paragraphedeliste"/>
+        <w:numPr>
+          <w:ilvl w:val="0"/>
+          <w:numId w:val="11"/>
+        </w:numPr>
+      </w:pPr>
+      <w:r>
+        <w:t>Int produit</w:t>
+      </w:r>
+    </w:p>
+    <w:p>
+      <w:pPr>
+        <w:pStyle w:val="Paragraphedeliste"/>
+        <w:numPr>
+          <w:ilvl w:val="0"/>
+          <w:numId w:val="11"/>
+        </w:numPr>
+      </w:pPr>
+      <w:r>
+        <w:t>Nom</w:t>
+      </w:r>
+    </w:p>
+    <w:p>
+      <w:pPr>
+        <w:pStyle w:val="Paragraphedeliste"/>
+        <w:numPr>
+          <w:ilvl w:val="0"/>
+          <w:numId w:val="11"/>
+        </w:numPr>
+      </w:pPr>
+      <w:r>
+        <w:t>Description</w:t>
+      </w:r>
+    </w:p>
+    <w:p>
+      <w:pPr>
+        <w:pStyle w:val="Paragraphedeliste"/>
+        <w:numPr>
+          <w:ilvl w:val="0"/>
+          <w:numId w:val="11"/>
+        </w:numPr>
+      </w:pPr>
+      <w:r>
+        <w:t>Caractéristique</w:t>
+      </w:r>
+    </w:p>
+    <w:p>
+      <w:r>
+        <w:t>Client :</w:t>
+      </w:r>
+    </w:p>
+    <w:p>
+      <w:pPr>
+        <w:pStyle w:val="Paragraphedeliste"/>
+        <w:numPr>
+          <w:ilvl w:val="0"/>
+          <w:numId w:val="12"/>
+        </w:numPr>
+      </w:pPr>
+      <w:r>
+        <w:t>Id</w:t>
+      </w:r>
+    </w:p>
+    <w:p>
+      <w:pPr>
+        <w:pStyle w:val="Paragraphedeliste"/>
+        <w:numPr>
+          <w:ilvl w:val="0"/>
+          <w:numId w:val="12"/>
+        </w:numPr>
+      </w:pPr>
+      <w:r>
+        <w:t>Nom</w:t>
+      </w:r>
+    </w:p>
+    <w:p>
+      <w:pPr>
+        <w:pStyle w:val="Paragraphedeliste"/>
+        <w:numPr>
+          <w:ilvl w:val="0"/>
+          <w:numId w:val="12"/>
+        </w:numPr>
+      </w:pPr>
+      <w:r>
+        <w:t>Prénom</w:t>
+      </w:r>
+    </w:p>
+    <w:p/>
+    <w:p>
+      <w:r>
+        <w:t>Disposition :</w:t>
+      </w:r>
+    </w:p>
+    <w:p>
+      <w:pPr>
+        <w:pStyle w:val="Paragraphedeliste"/>
+        <w:numPr>
+          <w:ilvl w:val="0"/>
+          <w:numId w:val="13"/>
+        </w:numPr>
+        <w:ind w:left="530"/>
+      </w:pPr>
+      <w:r>
+        <w:t xml:space="preserve">Ajoute -&gt; </w:t>
+      </w:r>
+      <w:r>
+        <w:t>une taille</w:t>
+      </w:r>
+      <w:r>
+        <w:t xml:space="preserve"> il faut vérifier la couleur ou pour une couleur il faut </w:t>
+      </w:r>
+      <w:r>
+        <w:t>vérifie</w:t>
+      </w:r>
+      <w:r>
+        <w:t xml:space="preserve"> </w:t>
+      </w:r>
+      <w:r>
+        <w:t>s’il</w:t>
+      </w:r>
+      <w:r>
+        <w:t xml:space="preserve"> y a une taille</w:t>
+      </w:r>
+    </w:p>
+    <w:p>
+      <w:pPr>
+        <w:pStyle w:val="Paragraphedeliste"/>
+        <w:numPr>
+          <w:ilvl w:val="0"/>
+          <w:numId w:val="13"/>
+        </w:numPr>
+        <w:ind w:left="530"/>
+      </w:pPr>
+      <w:r>
+        <w:t>Modifie</w:t>
+      </w:r>
+    </w:p>
+    <w:p>
+      <w:pPr>
+        <w:pStyle w:val="Paragraphedeliste"/>
+        <w:numPr>
+          <w:ilvl w:val="0"/>
+          <w:numId w:val="13"/>
+        </w:numPr>
+        <w:ind w:left="530"/>
+      </w:pPr>
+      <w:r>
+        <w:t>Supprime</w:t>
+      </w:r>
+    </w:p>
+    <w:p/>
+    <w:p/>
     <w:sectPr>
       <w:pgSz w:w="11906" w:h="16838"/>
       <w:pgMar w:top="1417" w:right="1417" w:bottom="1417" w:left="1417" w:header="708" w:footer="708" w:gutter="0"/>
@@ -810,6 +1263,345 @@
     </w:lvl>
   </w:abstractNum>
   <w:abstractNum w:abstractNumId="1" w15:restartNumberingAfterBreak="0">
+    <w:nsid w:val="1F540499"/>
+    <w:multiLevelType w:val="hybridMultilevel"/>
+    <w:tmpl w:val="17C68546"/>
+    <w:lvl w:ilvl="0" w:tplc="040C0001">
+      <w:start w:val="1"/>
+      <w:numFmt w:val="bullet"/>
+      <w:lvlText w:val=""/>
+      <w:lvlJc w:val="left"/>
+      <w:pPr>
+        <w:ind w:left="720" w:hanging="360"/>
+      </w:pPr>
+      <w:rPr>
+        <w:rFonts w:ascii="Symbol" w:hAnsi="Symbol" w:hint="default"/>
+      </w:rPr>
+    </w:lvl>
+    <w:lvl w:ilvl="1" w:tplc="040C0003" w:tentative="1">
+      <w:start w:val="1"/>
+      <w:numFmt w:val="bullet"/>
+      <w:lvlText w:val="o"/>
+      <w:lvlJc w:val="left"/>
+      <w:pPr>
+        <w:ind w:left="1440" w:hanging="360"/>
+      </w:pPr>
+      <w:rPr>
+        <w:rFonts w:ascii="Courier New" w:hAnsi="Courier New" w:cs="Courier New" w:hint="default"/>
+      </w:rPr>
+    </w:lvl>
+    <w:lvl w:ilvl="2" w:tplc="040C0005" w:tentative="1">
+      <w:start w:val="1"/>
+      <w:numFmt w:val="bullet"/>
+      <w:lvlText w:val=""/>
+      <w:lvlJc w:val="left"/>
+      <w:pPr>
+        <w:ind w:left="2160" w:hanging="360"/>
+      </w:pPr>
+      <w:rPr>
+        <w:rFonts w:ascii="Wingdings" w:hAnsi="Wingdings" w:hint="default"/>
+      </w:rPr>
+    </w:lvl>
+    <w:lvl w:ilvl="3" w:tplc="040C0001" w:tentative="1">
+      <w:start w:val="1"/>
+      <w:numFmt w:val="bullet"/>
+      <w:lvlText w:val=""/>
+      <w:lvlJc w:val="left"/>
+      <w:pPr>
+        <w:ind w:left="2880" w:hanging="360"/>
+      </w:pPr>
+      <w:rPr>
+        <w:rFonts w:ascii="Symbol" w:hAnsi="Symbol" w:hint="default"/>
+      </w:rPr>
+    </w:lvl>
+    <w:lvl w:ilvl="4" w:tplc="040C0003" w:tentative="1">
+      <w:start w:val="1"/>
+      <w:numFmt w:val="bullet"/>
+      <w:lvlText w:val="o"/>
+      <w:lvlJc w:val="left"/>
+      <w:pPr>
+        <w:ind w:left="3600" w:hanging="360"/>
+      </w:pPr>
+      <w:rPr>
+        <w:rFonts w:ascii="Courier New" w:hAnsi="Courier New" w:cs="Courier New" w:hint="default"/>
+      </w:rPr>
+    </w:lvl>
+    <w:lvl w:ilvl="5" w:tplc="040C0005" w:tentative="1">
+      <w:start w:val="1"/>
+      <w:numFmt w:val="bullet"/>
+      <w:lvlText w:val=""/>
+      <w:lvlJc w:val="left"/>
+      <w:pPr>
+        <w:ind w:left="4320" w:hanging="360"/>
+      </w:pPr>
+      <w:rPr>
+        <w:rFonts w:ascii="Wingdings" w:hAnsi="Wingdings" w:hint="default"/>
+      </w:rPr>
+    </w:lvl>
+    <w:lvl w:ilvl="6" w:tplc="040C0001" w:tentative="1">
+      <w:start w:val="1"/>
+      <w:numFmt w:val="bullet"/>
+      <w:lvlText w:val=""/>
+      <w:lvlJc w:val="left"/>
+      <w:pPr>
+        <w:ind w:left="5040" w:hanging="360"/>
+      </w:pPr>
+      <w:rPr>
+        <w:rFonts w:ascii="Symbol" w:hAnsi="Symbol" w:hint="default"/>
+      </w:rPr>
+    </w:lvl>
+    <w:lvl w:ilvl="7" w:tplc="040C0003" w:tentative="1">
+      <w:start w:val="1"/>
+      <w:numFmt w:val="bullet"/>
+      <w:lvlText w:val="o"/>
+      <w:lvlJc w:val="left"/>
+      <w:pPr>
+        <w:ind w:left="5760" w:hanging="360"/>
+      </w:pPr>
+      <w:rPr>
+        <w:rFonts w:ascii="Courier New" w:hAnsi="Courier New" w:cs="Courier New" w:hint="default"/>
+      </w:rPr>
+    </w:lvl>
+    <w:lvl w:ilvl="8" w:tplc="040C0005" w:tentative="1">
+      <w:start w:val="1"/>
+      <w:numFmt w:val="bullet"/>
+      <w:lvlText w:val=""/>
+      <w:lvlJc w:val="left"/>
+      <w:pPr>
+        <w:ind w:left="6480" w:hanging="360"/>
+      </w:pPr>
+      <w:rPr>
+        <w:rFonts w:ascii="Wingdings" w:hAnsi="Wingdings" w:hint="default"/>
+      </w:rPr>
+    </w:lvl>
+  </w:abstractNum>
+  <w:abstractNum w:abstractNumId="2" w15:restartNumberingAfterBreak="0">
+    <w:nsid w:val="23F077F9"/>
+    <w:multiLevelType w:val="hybridMultilevel"/>
+    <w:tmpl w:val="A64AE9F2"/>
+    <w:lvl w:ilvl="0" w:tplc="040C0001">
+      <w:start w:val="1"/>
+      <w:numFmt w:val="bullet"/>
+      <w:lvlText w:val=""/>
+      <w:lvlJc w:val="left"/>
+      <w:pPr>
+        <w:ind w:left="720" w:hanging="360"/>
+      </w:pPr>
+      <w:rPr>
+        <w:rFonts w:ascii="Symbol" w:hAnsi="Symbol" w:hint="default"/>
+      </w:rPr>
+    </w:lvl>
+    <w:lvl w:ilvl="1" w:tplc="040C0003" w:tentative="1">
+      <w:start w:val="1"/>
+      <w:numFmt w:val="bullet"/>
+      <w:lvlText w:val="o"/>
+      <w:lvlJc w:val="left"/>
+      <w:pPr>
+        <w:ind w:left="1440" w:hanging="360"/>
+      </w:pPr>
+      <w:rPr>
+        <w:rFonts w:ascii="Courier New" w:hAnsi="Courier New" w:cs="Courier New" w:hint="default"/>
+      </w:rPr>
+    </w:lvl>
+    <w:lvl w:ilvl="2" w:tplc="040C0005" w:tentative="1">
+      <w:start w:val="1"/>
+      <w:numFmt w:val="bullet"/>
+      <w:lvlText w:val=""/>
+      <w:lvlJc w:val="left"/>
+      <w:pPr>
+        <w:ind w:left="2160" w:hanging="360"/>
+      </w:pPr>
+      <w:rPr>
+        <w:rFonts w:ascii="Wingdings" w:hAnsi="Wingdings" w:hint="default"/>
+      </w:rPr>
+    </w:lvl>
+    <w:lvl w:ilvl="3" w:tplc="040C0001" w:tentative="1">
+      <w:start w:val="1"/>
+      <w:numFmt w:val="bullet"/>
+      <w:lvlText w:val=""/>
+      <w:lvlJc w:val="left"/>
+      <w:pPr>
+        <w:ind w:left="2880" w:hanging="360"/>
+      </w:pPr>
+      <w:rPr>
+        <w:rFonts w:ascii="Symbol" w:hAnsi="Symbol" w:hint="default"/>
+      </w:rPr>
+    </w:lvl>
+    <w:lvl w:ilvl="4" w:tplc="040C0003" w:tentative="1">
+      <w:start w:val="1"/>
+      <w:numFmt w:val="bullet"/>
+      <w:lvlText w:val="o"/>
+      <w:lvlJc w:val="left"/>
+      <w:pPr>
+        <w:ind w:left="3600" w:hanging="360"/>
+      </w:pPr>
+      <w:rPr>
+        <w:rFonts w:ascii="Courier New" w:hAnsi="Courier New" w:cs="Courier New" w:hint="default"/>
+      </w:rPr>
+    </w:lvl>
+    <w:lvl w:ilvl="5" w:tplc="040C0005" w:tentative="1">
+      <w:start w:val="1"/>
+      <w:numFmt w:val="bullet"/>
+      <w:lvlText w:val=""/>
+      <w:lvlJc w:val="left"/>
+      <w:pPr>
+        <w:ind w:left="4320" w:hanging="360"/>
+      </w:pPr>
+      <w:rPr>
+        <w:rFonts w:ascii="Wingdings" w:hAnsi="Wingdings" w:hint="default"/>
+      </w:rPr>
+    </w:lvl>
+    <w:lvl w:ilvl="6" w:tplc="040C0001" w:tentative="1">
+      <w:start w:val="1"/>
+      <w:numFmt w:val="bullet"/>
+      <w:lvlText w:val=""/>
+      <w:lvlJc w:val="left"/>
+      <w:pPr>
+        <w:ind w:left="5040" w:hanging="360"/>
+      </w:pPr>
+      <w:rPr>
+        <w:rFonts w:ascii="Symbol" w:hAnsi="Symbol" w:hint="default"/>
+      </w:rPr>
+    </w:lvl>
+    <w:lvl w:ilvl="7" w:tplc="040C0003" w:tentative="1">
+      <w:start w:val="1"/>
+      <w:numFmt w:val="bullet"/>
+      <w:lvlText w:val="o"/>
+      <w:lvlJc w:val="left"/>
+      <w:pPr>
+        <w:ind w:left="5760" w:hanging="360"/>
+      </w:pPr>
+      <w:rPr>
+        <w:rFonts w:ascii="Courier New" w:hAnsi="Courier New" w:cs="Courier New" w:hint="default"/>
+      </w:rPr>
+    </w:lvl>
+    <w:lvl w:ilvl="8" w:tplc="040C0005" w:tentative="1">
+      <w:start w:val="1"/>
+      <w:numFmt w:val="bullet"/>
+      <w:lvlText w:val=""/>
+      <w:lvlJc w:val="left"/>
+      <w:pPr>
+        <w:ind w:left="6480" w:hanging="360"/>
+      </w:pPr>
+      <w:rPr>
+        <w:rFonts w:ascii="Wingdings" w:hAnsi="Wingdings" w:hint="default"/>
+      </w:rPr>
+    </w:lvl>
+  </w:abstractNum>
+  <w:abstractNum w:abstractNumId="3" w15:restartNumberingAfterBreak="0">
+    <w:nsid w:val="2BF33539"/>
+    <w:multiLevelType w:val="hybridMultilevel"/>
+    <w:tmpl w:val="1194DFA6"/>
+    <w:lvl w:ilvl="0" w:tplc="040C0001">
+      <w:start w:val="1"/>
+      <w:numFmt w:val="bullet"/>
+      <w:lvlText w:val=""/>
+      <w:lvlJc w:val="left"/>
+      <w:pPr>
+        <w:ind w:left="720" w:hanging="360"/>
+      </w:pPr>
+      <w:rPr>
+        <w:rFonts w:ascii="Symbol" w:hAnsi="Symbol" w:hint="default"/>
+      </w:rPr>
+    </w:lvl>
+    <w:lvl w:ilvl="1" w:tplc="040C0003" w:tentative="1">
+      <w:start w:val="1"/>
+      <w:numFmt w:val="bullet"/>
+      <w:lvlText w:val="o"/>
+      <w:lvlJc w:val="left"/>
+      <w:pPr>
+        <w:ind w:left="1440" w:hanging="360"/>
+      </w:pPr>
+      <w:rPr>
+        <w:rFonts w:ascii="Courier New" w:hAnsi="Courier New" w:cs="Courier New" w:hint="default"/>
+      </w:rPr>
+    </w:lvl>
+    <w:lvl w:ilvl="2" w:tplc="040C0005" w:tentative="1">
+      <w:start w:val="1"/>
+      <w:numFmt w:val="bullet"/>
+      <w:lvlText w:val=""/>
+      <w:lvlJc w:val="left"/>
+      <w:pPr>
+        <w:ind w:left="2160" w:hanging="360"/>
+      </w:pPr>
+      <w:rPr>
+        <w:rFonts w:ascii="Wingdings" w:hAnsi="Wingdings" w:hint="default"/>
+      </w:rPr>
+    </w:lvl>
+    <w:lvl w:ilvl="3" w:tplc="040C0001" w:tentative="1">
+      <w:start w:val="1"/>
+      <w:numFmt w:val="bullet"/>
+      <w:lvlText w:val=""/>
+      <w:lvlJc w:val="left"/>
+      <w:pPr>
+        <w:ind w:left="2880" w:hanging="360"/>
+      </w:pPr>
+      <w:rPr>
+        <w:rFonts w:ascii="Symbol" w:hAnsi="Symbol" w:hint="default"/>
+      </w:rPr>
+    </w:lvl>
+    <w:lvl w:ilvl="4" w:tplc="040C0003" w:tentative="1">
+      <w:start w:val="1"/>
+      <w:numFmt w:val="bullet"/>
+      <w:lvlText w:val="o"/>
+      <w:lvlJc w:val="left"/>
+      <w:pPr>
+        <w:ind w:left="3600" w:hanging="360"/>
+      </w:pPr>
+      <w:rPr>
+        <w:rFonts w:ascii="Courier New" w:hAnsi="Courier New" w:cs="Courier New" w:hint="default"/>
+      </w:rPr>
+    </w:lvl>
+    <w:lvl w:ilvl="5" w:tplc="040C0005" w:tentative="1">
+      <w:start w:val="1"/>
+      <w:numFmt w:val="bullet"/>
+      <w:lvlText w:val=""/>
+      <w:lvlJc w:val="left"/>
+      <w:pPr>
+        <w:ind w:left="4320" w:hanging="360"/>
+      </w:pPr>
+      <w:rPr>
+        <w:rFonts w:ascii="Wingdings" w:hAnsi="Wingdings" w:hint="default"/>
+      </w:rPr>
+    </w:lvl>
+    <w:lvl w:ilvl="6" w:tplc="040C0001" w:tentative="1">
+      <w:start w:val="1"/>
+      <w:numFmt w:val="bullet"/>
+      <w:lvlText w:val=""/>
+      <w:lvlJc w:val="left"/>
+      <w:pPr>
+        <w:ind w:left="5040" w:hanging="360"/>
+      </w:pPr>
+      <w:rPr>
+        <w:rFonts w:ascii="Symbol" w:hAnsi="Symbol" w:hint="default"/>
+      </w:rPr>
+    </w:lvl>
+    <w:lvl w:ilvl="7" w:tplc="040C0003" w:tentative="1">
+      <w:start w:val="1"/>
+      <w:numFmt w:val="bullet"/>
+      <w:lvlText w:val="o"/>
+      <w:lvlJc w:val="left"/>
+      <w:pPr>
+        <w:ind w:left="5760" w:hanging="360"/>
+      </w:pPr>
+      <w:rPr>
+        <w:rFonts w:ascii="Courier New" w:hAnsi="Courier New" w:cs="Courier New" w:hint="default"/>
+      </w:rPr>
+    </w:lvl>
+    <w:lvl w:ilvl="8" w:tplc="040C0005" w:tentative="1">
+      <w:start w:val="1"/>
+      <w:numFmt w:val="bullet"/>
+      <w:lvlText w:val=""/>
+      <w:lvlJc w:val="left"/>
+      <w:pPr>
+        <w:ind w:left="6480" w:hanging="360"/>
+      </w:pPr>
+      <w:rPr>
+        <w:rFonts w:ascii="Wingdings" w:hAnsi="Wingdings" w:hint="default"/>
+      </w:rPr>
+    </w:lvl>
+  </w:abstractNum>
+  <w:abstractNum w:abstractNumId="4" w15:restartNumberingAfterBreak="0">
     <w:nsid w:val="3541429F"/>
     <w:multiLevelType w:val="hybridMultilevel"/>
     <w:tmpl w:val="1AB29A9C"/>
@@ -921,7 +1713,7 @@
       </w:rPr>
     </w:lvl>
   </w:abstractNum>
-  <w:abstractNum w:abstractNumId="2" w15:restartNumberingAfterBreak="0">
+  <w:abstractNum w:abstractNumId="5" w15:restartNumberingAfterBreak="0">
     <w:nsid w:val="41B176C9"/>
     <w:multiLevelType w:val="hybridMultilevel"/>
     <w:tmpl w:val="7464B350"/>
@@ -1034,7 +1826,7 @@
       </w:rPr>
     </w:lvl>
   </w:abstractNum>
-  <w:abstractNum w:abstractNumId="3" w15:restartNumberingAfterBreak="0">
+  <w:abstractNum w:abstractNumId="6" w15:restartNumberingAfterBreak="0">
     <w:nsid w:val="45A208B6"/>
     <w:multiLevelType w:val="hybridMultilevel"/>
     <w:tmpl w:val="73FE4E36"/>
@@ -1146,7 +1938,7 @@
       </w:rPr>
     </w:lvl>
   </w:abstractNum>
-  <w:abstractNum w:abstractNumId="4" w15:restartNumberingAfterBreak="0">
+  <w:abstractNum w:abstractNumId="7" w15:restartNumberingAfterBreak="0">
     <w:nsid w:val="487A2A59"/>
     <w:multiLevelType w:val="hybridMultilevel"/>
     <w:tmpl w:val="1AB05614"/>
@@ -1258,7 +2050,7 @@
       </w:rPr>
     </w:lvl>
   </w:abstractNum>
-  <w:abstractNum w:abstractNumId="5" w15:restartNumberingAfterBreak="0">
+  <w:abstractNum w:abstractNumId="8" w15:restartNumberingAfterBreak="0">
     <w:nsid w:val="4F345085"/>
     <w:multiLevelType w:val="hybridMultilevel"/>
     <w:tmpl w:val="8A48901C"/>
@@ -1370,7 +2162,346 @@
       </w:rPr>
     </w:lvl>
   </w:abstractNum>
-  <w:abstractNum w:abstractNumId="6" w15:restartNumberingAfterBreak="0">
+  <w:abstractNum w:abstractNumId="9" w15:restartNumberingAfterBreak="0">
+    <w:nsid w:val="63004603"/>
+    <w:multiLevelType w:val="hybridMultilevel"/>
+    <w:tmpl w:val="61D21F18"/>
+    <w:lvl w:ilvl="0" w:tplc="040C0001">
+      <w:start w:val="1"/>
+      <w:numFmt w:val="bullet"/>
+      <w:lvlText w:val=""/>
+      <w:lvlJc w:val="left"/>
+      <w:pPr>
+        <w:ind w:left="720" w:hanging="360"/>
+      </w:pPr>
+      <w:rPr>
+        <w:rFonts w:ascii="Symbol" w:hAnsi="Symbol" w:hint="default"/>
+      </w:rPr>
+    </w:lvl>
+    <w:lvl w:ilvl="1" w:tplc="040C0003" w:tentative="1">
+      <w:start w:val="1"/>
+      <w:numFmt w:val="bullet"/>
+      <w:lvlText w:val="o"/>
+      <w:lvlJc w:val="left"/>
+      <w:pPr>
+        <w:ind w:left="1440" w:hanging="360"/>
+      </w:pPr>
+      <w:rPr>
+        <w:rFonts w:ascii="Courier New" w:hAnsi="Courier New" w:cs="Courier New" w:hint="default"/>
+      </w:rPr>
+    </w:lvl>
+    <w:lvl w:ilvl="2" w:tplc="040C0005" w:tentative="1">
+      <w:start w:val="1"/>
+      <w:numFmt w:val="bullet"/>
+      <w:lvlText w:val=""/>
+      <w:lvlJc w:val="left"/>
+      <w:pPr>
+        <w:ind w:left="2160" w:hanging="360"/>
+      </w:pPr>
+      <w:rPr>
+        <w:rFonts w:ascii="Wingdings" w:hAnsi="Wingdings" w:hint="default"/>
+      </w:rPr>
+    </w:lvl>
+    <w:lvl w:ilvl="3" w:tplc="040C0001" w:tentative="1">
+      <w:start w:val="1"/>
+      <w:numFmt w:val="bullet"/>
+      <w:lvlText w:val=""/>
+      <w:lvlJc w:val="left"/>
+      <w:pPr>
+        <w:ind w:left="2880" w:hanging="360"/>
+      </w:pPr>
+      <w:rPr>
+        <w:rFonts w:ascii="Symbol" w:hAnsi="Symbol" w:hint="default"/>
+      </w:rPr>
+    </w:lvl>
+    <w:lvl w:ilvl="4" w:tplc="040C0003" w:tentative="1">
+      <w:start w:val="1"/>
+      <w:numFmt w:val="bullet"/>
+      <w:lvlText w:val="o"/>
+      <w:lvlJc w:val="left"/>
+      <w:pPr>
+        <w:ind w:left="3600" w:hanging="360"/>
+      </w:pPr>
+      <w:rPr>
+        <w:rFonts w:ascii="Courier New" w:hAnsi="Courier New" w:cs="Courier New" w:hint="default"/>
+      </w:rPr>
+    </w:lvl>
+    <w:lvl w:ilvl="5" w:tplc="040C0005" w:tentative="1">
+      <w:start w:val="1"/>
+      <w:numFmt w:val="bullet"/>
+      <w:lvlText w:val=""/>
+      <w:lvlJc w:val="left"/>
+      <w:pPr>
+        <w:ind w:left="4320" w:hanging="360"/>
+      </w:pPr>
+      <w:rPr>
+        <w:rFonts w:ascii="Wingdings" w:hAnsi="Wingdings" w:hint="default"/>
+      </w:rPr>
+    </w:lvl>
+    <w:lvl w:ilvl="6" w:tplc="040C0001" w:tentative="1">
+      <w:start w:val="1"/>
+      <w:numFmt w:val="bullet"/>
+      <w:lvlText w:val=""/>
+      <w:lvlJc w:val="left"/>
+      <w:pPr>
+        <w:ind w:left="5040" w:hanging="360"/>
+      </w:pPr>
+      <w:rPr>
+        <w:rFonts w:ascii="Symbol" w:hAnsi="Symbol" w:hint="default"/>
+      </w:rPr>
+    </w:lvl>
+    <w:lvl w:ilvl="7" w:tplc="040C0003" w:tentative="1">
+      <w:start w:val="1"/>
+      <w:numFmt w:val="bullet"/>
+      <w:lvlText w:val="o"/>
+      <w:lvlJc w:val="left"/>
+      <w:pPr>
+        <w:ind w:left="5760" w:hanging="360"/>
+      </w:pPr>
+      <w:rPr>
+        <w:rFonts w:ascii="Courier New" w:hAnsi="Courier New" w:cs="Courier New" w:hint="default"/>
+      </w:rPr>
+    </w:lvl>
+    <w:lvl w:ilvl="8" w:tplc="040C0005" w:tentative="1">
+      <w:start w:val="1"/>
+      <w:numFmt w:val="bullet"/>
+      <w:lvlText w:val=""/>
+      <w:lvlJc w:val="left"/>
+      <w:pPr>
+        <w:ind w:left="6480" w:hanging="360"/>
+      </w:pPr>
+      <w:rPr>
+        <w:rFonts w:ascii="Wingdings" w:hAnsi="Wingdings" w:hint="default"/>
+      </w:rPr>
+    </w:lvl>
+  </w:abstractNum>
+  <w:abstractNum w:abstractNumId="10" w15:restartNumberingAfterBreak="0">
+    <w:nsid w:val="75B44BC5"/>
+    <w:multiLevelType w:val="hybridMultilevel"/>
+    <w:tmpl w:val="33C8ED3C"/>
+    <w:lvl w:ilvl="0" w:tplc="040C0001">
+      <w:start w:val="1"/>
+      <w:numFmt w:val="bullet"/>
+      <w:lvlText w:val=""/>
+      <w:lvlJc w:val="left"/>
+      <w:pPr>
+        <w:ind w:left="720" w:hanging="360"/>
+      </w:pPr>
+      <w:rPr>
+        <w:rFonts w:ascii="Symbol" w:hAnsi="Symbol" w:hint="default"/>
+      </w:rPr>
+    </w:lvl>
+    <w:lvl w:ilvl="1" w:tplc="040C0003" w:tentative="1">
+      <w:start w:val="1"/>
+      <w:numFmt w:val="bullet"/>
+      <w:lvlText w:val="o"/>
+      <w:lvlJc w:val="left"/>
+      <w:pPr>
+        <w:ind w:left="1440" w:hanging="360"/>
+      </w:pPr>
+      <w:rPr>
+        <w:rFonts w:ascii="Courier New" w:hAnsi="Courier New" w:cs="Courier New" w:hint="default"/>
+      </w:rPr>
+    </w:lvl>
+    <w:lvl w:ilvl="2" w:tplc="040C0005" w:tentative="1">
+      <w:start w:val="1"/>
+      <w:numFmt w:val="bullet"/>
+      <w:lvlText w:val=""/>
+      <w:lvlJc w:val="left"/>
+      <w:pPr>
+        <w:ind w:left="2160" w:hanging="360"/>
+      </w:pPr>
+      <w:rPr>
+        <w:rFonts w:ascii="Wingdings" w:hAnsi="Wingdings" w:hint="default"/>
+      </w:rPr>
+    </w:lvl>
+    <w:lvl w:ilvl="3" w:tplc="040C0001" w:tentative="1">
+      <w:start w:val="1"/>
+      <w:numFmt w:val="bullet"/>
+      <w:lvlText w:val=""/>
+      <w:lvlJc w:val="left"/>
+      <w:pPr>
+        <w:ind w:left="2880" w:hanging="360"/>
+      </w:pPr>
+      <w:rPr>
+        <w:rFonts w:ascii="Symbol" w:hAnsi="Symbol" w:hint="default"/>
+      </w:rPr>
+    </w:lvl>
+    <w:lvl w:ilvl="4" w:tplc="040C0003" w:tentative="1">
+      <w:start w:val="1"/>
+      <w:numFmt w:val="bullet"/>
+      <w:lvlText w:val="o"/>
+      <w:lvlJc w:val="left"/>
+      <w:pPr>
+        <w:ind w:left="3600" w:hanging="360"/>
+      </w:pPr>
+      <w:rPr>
+        <w:rFonts w:ascii="Courier New" w:hAnsi="Courier New" w:cs="Courier New" w:hint="default"/>
+      </w:rPr>
+    </w:lvl>
+    <w:lvl w:ilvl="5" w:tplc="040C0005" w:tentative="1">
+      <w:start w:val="1"/>
+      <w:numFmt w:val="bullet"/>
+      <w:lvlText w:val=""/>
+      <w:lvlJc w:val="left"/>
+      <w:pPr>
+        <w:ind w:left="4320" w:hanging="360"/>
+      </w:pPr>
+      <w:rPr>
+        <w:rFonts w:ascii="Wingdings" w:hAnsi="Wingdings" w:hint="default"/>
+      </w:rPr>
+    </w:lvl>
+    <w:lvl w:ilvl="6" w:tplc="040C0001" w:tentative="1">
+      <w:start w:val="1"/>
+      <w:numFmt w:val="bullet"/>
+      <w:lvlText w:val=""/>
+      <w:lvlJc w:val="left"/>
+      <w:pPr>
+        <w:ind w:left="5040" w:hanging="360"/>
+      </w:pPr>
+      <w:rPr>
+        <w:rFonts w:ascii="Symbol" w:hAnsi="Symbol" w:hint="default"/>
+      </w:rPr>
+    </w:lvl>
+    <w:lvl w:ilvl="7" w:tplc="040C0003" w:tentative="1">
+      <w:start w:val="1"/>
+      <w:numFmt w:val="bullet"/>
+      <w:lvlText w:val="o"/>
+      <w:lvlJc w:val="left"/>
+      <w:pPr>
+        <w:ind w:left="5760" w:hanging="360"/>
+      </w:pPr>
+      <w:rPr>
+        <w:rFonts w:ascii="Courier New" w:hAnsi="Courier New" w:cs="Courier New" w:hint="default"/>
+      </w:rPr>
+    </w:lvl>
+    <w:lvl w:ilvl="8" w:tplc="040C0005" w:tentative="1">
+      <w:start w:val="1"/>
+      <w:numFmt w:val="bullet"/>
+      <w:lvlText w:val=""/>
+      <w:lvlJc w:val="left"/>
+      <w:pPr>
+        <w:ind w:left="6480" w:hanging="360"/>
+      </w:pPr>
+      <w:rPr>
+        <w:rFonts w:ascii="Wingdings" w:hAnsi="Wingdings" w:hint="default"/>
+      </w:rPr>
+    </w:lvl>
+  </w:abstractNum>
+  <w:abstractNum w:abstractNumId="11" w15:restartNumberingAfterBreak="0">
+    <w:nsid w:val="75F75AAA"/>
+    <w:multiLevelType w:val="hybridMultilevel"/>
+    <w:tmpl w:val="CCB604C8"/>
+    <w:lvl w:ilvl="0" w:tplc="040C0001">
+      <w:start w:val="1"/>
+      <w:numFmt w:val="bullet"/>
+      <w:lvlText w:val=""/>
+      <w:lvlJc w:val="left"/>
+      <w:pPr>
+        <w:ind w:left="720" w:hanging="360"/>
+      </w:pPr>
+      <w:rPr>
+        <w:rFonts w:ascii="Symbol" w:hAnsi="Symbol" w:hint="default"/>
+      </w:rPr>
+    </w:lvl>
+    <w:lvl w:ilvl="1" w:tplc="040C0003" w:tentative="1">
+      <w:start w:val="1"/>
+      <w:numFmt w:val="bullet"/>
+      <w:lvlText w:val="o"/>
+      <w:lvlJc w:val="left"/>
+      <w:pPr>
+        <w:ind w:left="1440" w:hanging="360"/>
+      </w:pPr>
+      <w:rPr>
+        <w:rFonts w:ascii="Courier New" w:hAnsi="Courier New" w:cs="Courier New" w:hint="default"/>
+      </w:rPr>
+    </w:lvl>
+    <w:lvl w:ilvl="2" w:tplc="040C0005" w:tentative="1">
+      <w:start w:val="1"/>
+      <w:numFmt w:val="bullet"/>
+      <w:lvlText w:val=""/>
+      <w:lvlJc w:val="left"/>
+      <w:pPr>
+        <w:ind w:left="2160" w:hanging="360"/>
+      </w:pPr>
+      <w:rPr>
+        <w:rFonts w:ascii="Wingdings" w:hAnsi="Wingdings" w:hint="default"/>
+      </w:rPr>
+    </w:lvl>
+    <w:lvl w:ilvl="3" w:tplc="040C0001" w:tentative="1">
+      <w:start w:val="1"/>
+      <w:numFmt w:val="bullet"/>
+      <w:lvlText w:val=""/>
+      <w:lvlJc w:val="left"/>
+      <w:pPr>
+        <w:ind w:left="2880" w:hanging="360"/>
+      </w:pPr>
+      <w:rPr>
+        <w:rFonts w:ascii="Symbol" w:hAnsi="Symbol" w:hint="default"/>
+      </w:rPr>
+    </w:lvl>
+    <w:lvl w:ilvl="4" w:tplc="040C0003" w:tentative="1">
+      <w:start w:val="1"/>
+      <w:numFmt w:val="bullet"/>
+      <w:lvlText w:val="o"/>
+      <w:lvlJc w:val="left"/>
+      <w:pPr>
+        <w:ind w:left="3600" w:hanging="360"/>
+      </w:pPr>
+      <w:rPr>
+        <w:rFonts w:ascii="Courier New" w:hAnsi="Courier New" w:cs="Courier New" w:hint="default"/>
+      </w:rPr>
+    </w:lvl>
+    <w:lvl w:ilvl="5" w:tplc="040C0005" w:tentative="1">
+      <w:start w:val="1"/>
+      <w:numFmt w:val="bullet"/>
+      <w:lvlText w:val=""/>
+      <w:lvlJc w:val="left"/>
+      <w:pPr>
+        <w:ind w:left="4320" w:hanging="360"/>
+      </w:pPr>
+      <w:rPr>
+        <w:rFonts w:ascii="Wingdings" w:hAnsi="Wingdings" w:hint="default"/>
+      </w:rPr>
+    </w:lvl>
+    <w:lvl w:ilvl="6" w:tplc="040C0001" w:tentative="1">
+      <w:start w:val="1"/>
+      <w:numFmt w:val="bullet"/>
+      <w:lvlText w:val=""/>
+      <w:lvlJc w:val="left"/>
+      <w:pPr>
+        <w:ind w:left="5040" w:hanging="360"/>
+      </w:pPr>
+      <w:rPr>
+        <w:rFonts w:ascii="Symbol" w:hAnsi="Symbol" w:hint="default"/>
+      </w:rPr>
+    </w:lvl>
+    <w:lvl w:ilvl="7" w:tplc="040C0003" w:tentative="1">
+      <w:start w:val="1"/>
+      <w:numFmt w:val="bullet"/>
+      <w:lvlText w:val="o"/>
+      <w:lvlJc w:val="left"/>
+      <w:pPr>
+        <w:ind w:left="5760" w:hanging="360"/>
+      </w:pPr>
+      <w:rPr>
+        <w:rFonts w:ascii="Courier New" w:hAnsi="Courier New" w:cs="Courier New" w:hint="default"/>
+      </w:rPr>
+    </w:lvl>
+    <w:lvl w:ilvl="8" w:tplc="040C0005" w:tentative="1">
+      <w:start w:val="1"/>
+      <w:numFmt w:val="bullet"/>
+      <w:lvlText w:val=""/>
+      <w:lvlJc w:val="left"/>
+      <w:pPr>
+        <w:ind w:left="6480" w:hanging="360"/>
+      </w:pPr>
+      <w:rPr>
+        <w:rFonts w:ascii="Wingdings" w:hAnsi="Wingdings" w:hint="default"/>
+      </w:rPr>
+    </w:lvl>
+  </w:abstractNum>
+  <w:abstractNum w:abstractNumId="12" w15:restartNumberingAfterBreak="0">
     <w:nsid w:val="787316F7"/>
     <w:multiLevelType w:val="hybridMultilevel"/>
     <w:tmpl w:val="8D30E40C"/>
@@ -1484,25 +2615,43 @@
     </w:lvl>
   </w:abstractNum>
   <w:num w:numId="1" w16cid:durableId="994917520">
-    <w:abstractNumId w:val="1"/>
+    <w:abstractNumId w:val="4"/>
   </w:num>
   <w:num w:numId="2" w16cid:durableId="628047362">
     <w:abstractNumId w:val="0"/>
   </w:num>
   <w:num w:numId="3" w16cid:durableId="919676229">
-    <w:abstractNumId w:val="4"/>
+    <w:abstractNumId w:val="7"/>
   </w:num>
   <w:num w:numId="4" w16cid:durableId="52198470">
+    <w:abstractNumId w:val="6"/>
+  </w:num>
+  <w:num w:numId="5" w16cid:durableId="761485840">
+    <w:abstractNumId w:val="8"/>
+  </w:num>
+  <w:num w:numId="6" w16cid:durableId="1360355293">
+    <w:abstractNumId w:val="12"/>
+  </w:num>
+  <w:num w:numId="7" w16cid:durableId="345718636">
+    <w:abstractNumId w:val="5"/>
+  </w:num>
+  <w:num w:numId="8" w16cid:durableId="1612080444">
+    <w:abstractNumId w:val="11"/>
+  </w:num>
+  <w:num w:numId="9" w16cid:durableId="1121650732">
+    <w:abstractNumId w:val="1"/>
+  </w:num>
+  <w:num w:numId="10" w16cid:durableId="1298487599">
     <w:abstractNumId w:val="3"/>
   </w:num>
-  <w:num w:numId="5" w16cid:durableId="761485840">
-    <w:abstractNumId w:val="5"/>
+  <w:num w:numId="11" w16cid:durableId="530262429">
+    <w:abstractNumId w:val="2"/>
   </w:num>
-  <w:num w:numId="6" w16cid:durableId="1360355293">
-    <w:abstractNumId w:val="6"/>
+  <w:num w:numId="12" w16cid:durableId="297342699">
+    <w:abstractNumId w:val="10"/>
   </w:num>
-  <w:num w:numId="7" w16cid:durableId="345718636">
-    <w:abstractNumId w:val="2"/>
+  <w:num w:numId="13" w16cid:durableId="1496990086">
+    <w:abstractNumId w:val="9"/>
   </w:num>
 </w:numbering>
 </file>
